--- a/docs/03_research_design_report.docx
+++ b/docs/03_research_design_report.docx
@@ -204,15 +204,14 @@
         </w:p>
       </w:sdtContent>
     </w:sdt>
+    <w:bookmarkStart w:id="20" w:name="plain-language-version-first"/>
     <w:p>
       <w:pPr>
         <w:pStyle w:val="Heading1"/>
       </w:pPr>
-      <w:bookmarkStart w:id="20" w:name="plain-language-version-first"/>
       <w:r>
         <w:t xml:space="preserve">Plain-Language Version First</w:t>
       </w:r>
-      <w:bookmarkEnd w:id="20"/>
     </w:p>
     <w:p>
       <w:pPr>
@@ -264,18 +263,21 @@
       </w:r>
       <w:r>
         <w:rPr>
+          <w:bCs/>
           <w:b/>
         </w:rPr>
         <w:t xml:space="preserve">predict where the next one is likely to come from</w:t>
       </w:r>
       <w:r>
         <w:rPr>
-          <w:b/>
-        </w:rPr>
-        <w:t xml:space="preserve"> </w:t>
-      </w:r>
-      <w:r>
-        <w:rPr>
+          <w:bCs/>
+          <w:b/>
+        </w:rPr>
+        <w:t xml:space="preserve"> </w:t>
+      </w:r>
+      <w:r>
+        <w:rPr>
+          <w:bCs/>
           <w:b/>
         </w:rPr>
         <w:t xml:space="preserve">in the next 30 days</w:t>
@@ -334,6 +336,7 @@
       </w:r>
       <w:r>
         <w:rPr>
+          <w:iCs/>
           <w:i/>
         </w:rPr>
         <w:t xml:space="preserve">why</w:t>
@@ -357,15 +360,15 @@
         <w:t xml:space="preserve">models, the dashboard) is the result of executing on this design.</w:t>
       </w:r>
     </w:p>
+    <w:bookmarkEnd w:id="20"/>
+    <w:bookmarkStart w:id="21" w:name="the-origin-of-this-project"/>
     <w:p>
       <w:pPr>
         <w:pStyle w:val="Heading1"/>
       </w:pPr>
-      <w:bookmarkStart w:id="21" w:name="the-origin-of-this-project"/>
       <w:r>
         <w:t xml:space="preserve">1. The Origin of This Project</w:t>
       </w:r>
-      <w:bookmarkEnd w:id="21"/>
     </w:p>
     <w:p>
       <w:pPr>
@@ -379,18 +382,21 @@
       </w:r>
       <w:r>
         <w:rPr>
+          <w:bCs/>
           <w:b/>
         </w:rPr>
         <w:t xml:space="preserve">Punjab Safe Cities</w:t>
       </w:r>
       <w:r>
         <w:rPr>
-          <w:b/>
-        </w:rPr>
-        <w:t xml:space="preserve"> </w:t>
-      </w:r>
-      <w:r>
-        <w:rPr>
+          <w:bCs/>
+          <w:b/>
+        </w:rPr>
+        <w:t xml:space="preserve"> </w:t>
+      </w:r>
+      <w:r>
+        <w:rPr>
+          <w:bCs/>
           <w:b/>
         </w:rPr>
         <w:t xml:space="preserve">Authority (PSCA)</w:t>
@@ -424,6 +430,7 @@
       </w:r>
       <w:r>
         <w:rPr>
+          <w:bCs/>
           <w:b/>
         </w:rPr>
         <w:t xml:space="preserve">Emergency-15</w:t>
@@ -451,6 +458,7 @@
       </w:pPr>
       <w:r>
         <w:rPr>
+          <w:bCs/>
           <w:b/>
         </w:rPr>
         <w:t xml:space="preserve">AI-assisted call routing</w:t>
@@ -472,6 +480,7 @@
       </w:pPr>
       <w:r>
         <w:rPr>
+          <w:bCs/>
           <w:b/>
         </w:rPr>
         <w:t xml:space="preserve">GPS-based first-responder dispatch</w:t>
@@ -499,6 +508,7 @@
       </w:pPr>
       <w:r>
         <w:rPr>
+          <w:bCs/>
           <w:b/>
         </w:rPr>
         <w:t xml:space="preserve">Specialised virtual centres</w:t>
@@ -522,6 +532,7 @@
       </w:r>
       <w:r>
         <w:rPr>
+          <w:bCs/>
           <w:b/>
         </w:rPr>
         <w:t xml:space="preserve">Virtual Center for Minorities (VCM)</w:t>
@@ -569,6 +580,7 @@
       </w:r>
       <w:r>
         <w:rPr>
+          <w:bCs/>
           <w:b/>
         </w:rPr>
         <w:t xml:space="preserve">not random</w:t>
@@ -623,6 +635,7 @@
       </w:r>
       <w:r>
         <w:rPr>
+          <w:iCs/>
           <w:i/>
         </w:rPr>
         <w:t xml:space="preserve">same</w:t>
@@ -656,6 +669,7 @@
       </w:r>
       <w:r>
         <w:rPr>
+          <w:bCs/>
           <w:b/>
         </w:rPr>
         <w:t xml:space="preserve">social-media negativity</w:t>
@@ -687,15 +701,15 @@
         <w:t xml:space="preserve">heart of this project.</w:t>
       </w:r>
     </w:p>
+    <w:bookmarkEnd w:id="21"/>
+    <w:bookmarkStart w:id="22" w:name="the-research-question"/>
     <w:p>
       <w:pPr>
         <w:pStyle w:val="Heading1"/>
       </w:pPr>
-      <w:bookmarkStart w:id="22" w:name="the-research-question"/>
       <w:r>
         <w:t xml:space="preserve">2. The Research Question</w:t>
       </w:r>
-      <w:bookmarkEnd w:id="22"/>
     </w:p>
     <w:p>
       <w:pPr>
@@ -711,42 +725,49 @@
       </w:pPr>
       <w:r>
         <w:rPr>
+          <w:bCs/>
           <w:b/>
         </w:rPr>
         <w:t xml:space="preserve">What combination of social, political, economic, and digital</w:t>
       </w:r>
       <w:r>
         <w:rPr>
-          <w:b/>
-        </w:rPr>
-        <w:t xml:space="preserve"> </w:t>
-      </w:r>
-      <w:r>
-        <w:rPr>
+          <w:bCs/>
+          <w:b/>
+        </w:rPr>
+        <w:t xml:space="preserve"> </w:t>
+      </w:r>
+      <w:r>
+        <w:rPr>
+          <w:bCs/>
           <w:b/>
         </w:rPr>
         <w:t xml:space="preserve">signals most reliably precedes minority-targeted violent incidents</w:t>
       </w:r>
       <w:r>
         <w:rPr>
-          <w:b/>
-        </w:rPr>
-        <w:t xml:space="preserve"> </w:t>
-      </w:r>
-      <w:r>
-        <w:rPr>
+          <w:bCs/>
+          <w:b/>
+        </w:rPr>
+        <w:t xml:space="preserve"> </w:t>
+      </w:r>
+      <w:r>
+        <w:rPr>
+          <w:bCs/>
           <w:b/>
         </w:rPr>
         <w:t xml:space="preserve">in Lahore, and can these signals be formalized into a predictive</w:t>
       </w:r>
       <w:r>
         <w:rPr>
-          <w:b/>
-        </w:rPr>
-        <w:t xml:space="preserve"> </w:t>
-      </w:r>
-      <w:r>
-        <w:rPr>
+          <w:bCs/>
+          <w:b/>
+        </w:rPr>
+        <w:t xml:space="preserve"> </w:t>
+      </w:r>
+      <w:r>
+        <w:rPr>
+          <w:bCs/>
           <w:b/>
         </w:rPr>
         <w:t xml:space="preserve">risk index capable of generating early warnings?</w:t>
@@ -790,6 +811,7 @@
       </w:r>
       <w:r>
         <w:rPr>
+          <w:iCs/>
           <w:i/>
         </w:rPr>
         <w:t xml:space="preserve">next</w:t>
@@ -807,11 +829,12 @@
         <w:t xml:space="preserve">happen?</w:t>
       </w:r>
     </w:p>
+    <w:bookmarkEnd w:id="22"/>
+    <w:bookmarkStart w:id="23" w:name="what-counts-as-a-risk-event"/>
     <w:p>
       <w:pPr>
         <w:pStyle w:val="Heading1"/>
       </w:pPr>
-      <w:bookmarkStart w:id="23" w:name="what-counts-as-a-risk-event"/>
       <w:r>
         <w:t xml:space="preserve">3. What Counts as a</w:t>
       </w:r>
@@ -830,7 +853,6 @@
       <w:r>
         <w:t xml:space="preserve">?</w:t>
       </w:r>
-      <w:bookmarkEnd w:id="23"/>
     </w:p>
     <w:p>
       <w:pPr>
@@ -852,6 +874,7 @@
       </w:r>
       <w:r>
         <w:rPr>
+          <w:bCs/>
           <w:b/>
         </w:rPr>
         <w:t xml:space="preserve">risk event</w:t>
@@ -885,6 +908,7 @@
       </w:r>
       <w:r>
         <w:rPr>
+          <w:bCs/>
           <w:b/>
         </w:rPr>
         <w:t xml:space="preserve">physical violence</w:t>
@@ -897,18 +921,21 @@
       </w:r>
       <w:r>
         <w:rPr>
+          <w:bCs/>
           <w:b/>
         </w:rPr>
         <w:t xml:space="preserve">property</w:t>
       </w:r>
       <w:r>
         <w:rPr>
-          <w:b/>
-        </w:rPr>
-        <w:t xml:space="preserve"> </w:t>
-      </w:r>
-      <w:r>
-        <w:rPr>
+          <w:bCs/>
+          <w:b/>
+        </w:rPr>
+        <w:t xml:space="preserve"> </w:t>
+      </w:r>
+      <w:r>
+        <w:rPr>
+          <w:bCs/>
           <w:b/>
         </w:rPr>
         <w:t xml:space="preserve">destruction</w:t>
@@ -921,6 +948,7 @@
       </w:r>
       <w:r>
         <w:rPr>
+          <w:bCs/>
           <w:b/>
         </w:rPr>
         <w:t xml:space="preserve">threats</w:t>
@@ -933,6 +961,7 @@
       </w:r>
       <w:r>
         <w:rPr>
+          <w:bCs/>
           <w:b/>
         </w:rPr>
         <w:t xml:space="preserve">forced displacement</w:t>
@@ -966,6 +995,7 @@
       </w:r>
       <w:r>
         <w:rPr>
+          <w:bCs/>
           <w:b/>
         </w:rPr>
         <w:t xml:space="preserve">protest gathering</w:t>
@@ -981,18 +1011,21 @@
       </w:r>
       <w:r>
         <w:rPr>
+          <w:bCs/>
           <w:b/>
         </w:rPr>
         <w:t xml:space="preserve">public</w:t>
       </w:r>
       <w:r>
         <w:rPr>
-          <w:b/>
-        </w:rPr>
-        <w:t xml:space="preserve"> </w:t>
-      </w:r>
-      <w:r>
-        <w:rPr>
+          <w:bCs/>
+          <w:b/>
+        </w:rPr>
+        <w:t xml:space="preserve"> </w:t>
+      </w:r>
+      <w:r>
+        <w:rPr>
+          <w:bCs/>
           <w:b/>
         </w:rPr>
         <w:t xml:space="preserve">confrontation</w:t>
@@ -1058,6 +1091,7 @@
       </w:r>
       <w:r>
         <w:rPr>
+          <w:iCs/>
           <w:i/>
         </w:rPr>
         <w:t xml:space="preserve">Religious Offence</w:t>
@@ -1099,6 +1133,7 @@
       </w:r>
       <w:r>
         <w:rPr>
+          <w:bCs/>
           <w:b/>
         </w:rPr>
         <w:t xml:space="preserve">312 (7.6%)</w:t>
@@ -1134,25 +1169,24 @@
         <w:t xml:space="preserve">prediction models learn from.</w:t>
       </w:r>
     </w:p>
+    <w:bookmarkEnd w:id="23"/>
+    <w:bookmarkStart w:id="26" w:name="geographic-and-temporal-scope"/>
     <w:p>
       <w:pPr>
         <w:pStyle w:val="Heading1"/>
       </w:pPr>
-      <w:bookmarkStart w:id="24" w:name="geographic-and-temporal-scope"/>
       <w:r>
         <w:t xml:space="preserve">4. Geographic and Temporal Scope</w:t>
       </w:r>
-      <w:bookmarkEnd w:id="24"/>
-    </w:p>
+    </w:p>
+    <w:bookmarkStart w:id="24" w:name="geographic-why-lahore"/>
     <w:p>
       <w:pPr>
         <w:pStyle w:val="Heading2"/>
       </w:pPr>
-      <w:bookmarkStart w:id="25" w:name="geographic-why-lahore"/>
       <w:r>
         <w:t xml:space="preserve">4.1 Geographic — why Lahore</w:t>
       </w:r>
-      <w:bookmarkEnd w:id="25"/>
     </w:p>
     <w:p>
       <w:pPr>
@@ -1166,6 +1200,7 @@
       </w:r>
       <w:r>
         <w:rPr>
+          <w:bCs/>
           <w:b/>
         </w:rPr>
         <w:t xml:space="preserve">Lahore</w:t>
@@ -1187,6 +1222,7 @@
       </w:pPr>
       <w:r>
         <w:rPr>
+          <w:bCs/>
           <w:b/>
         </w:rPr>
         <w:t xml:space="preserve">Data accessibility.</w:t>
@@ -1208,6 +1244,7 @@
       </w:pPr>
       <w:r>
         <w:rPr>
+          <w:bCs/>
           <w:b/>
         </w:rPr>
         <w:t xml:space="preserve">Demographic complexity.</w:t>
@@ -1247,6 +1284,7 @@
       </w:pPr>
       <w:r>
         <w:rPr>
+          <w:bCs/>
           <w:b/>
         </w:rPr>
         <w:t xml:space="preserve">Largest share of the data.</w:t>
@@ -1262,18 +1300,21 @@
       </w:r>
       <w:r>
         <w:rPr>
+          <w:bCs/>
           <w:b/>
         </w:rPr>
         <w:t xml:space="preserve">22.6% of all</w:t>
       </w:r>
       <w:r>
         <w:rPr>
-          <w:b/>
-        </w:rPr>
-        <w:t xml:space="preserve"> </w:t>
-      </w:r>
-      <w:r>
-        <w:rPr>
+          <w:bCs/>
+          <w:b/>
+        </w:rPr>
+        <w:t xml:space="preserve"> </w:t>
+      </w:r>
+      <w:r>
+        <w:rPr>
+          <w:bCs/>
           <w:b/>
         </w:rPr>
         <w:t xml:space="preserve">minority-related Emergency-15 calls in Punjab</w:t>
@@ -1299,15 +1340,15 @@
         <w:t xml:space="preserve">also covered but get less focus in the dashboard.</w:t>
       </w:r>
     </w:p>
+    <w:bookmarkEnd w:id="24"/>
+    <w:bookmarkStart w:id="25" w:name="temporal-what-time-period"/>
     <w:p>
       <w:pPr>
         <w:pStyle w:val="Heading2"/>
       </w:pPr>
-      <w:bookmarkStart w:id="26" w:name="temporal-what-time-period"/>
       <w:r>
         <w:t xml:space="preserve">4.2 Temporal — what time period</w:t>
       </w:r>
-      <w:bookmarkEnd w:id="26"/>
     </w:p>
     <w:p>
       <w:pPr>
@@ -1321,6 +1362,7 @@
       </w:r>
       <w:r>
         <w:rPr>
+          <w:bCs/>
           <w:b/>
         </w:rPr>
         <w:t xml:space="preserve">January 2024 through June 2026</w:t>
@@ -1345,6 +1387,7 @@
       </w:pPr>
       <w:r>
         <w:rPr>
+          <w:bCs/>
           <w:b/>
         </w:rPr>
         <w:t xml:space="preserve">Training data:</w:t>
@@ -1366,6 +1409,7 @@
       </w:pPr>
       <w:r>
         <w:rPr>
+          <w:bCs/>
           <w:b/>
         </w:rPr>
         <w:t xml:space="preserve">Test data:</w:t>
@@ -1389,6 +1433,7 @@
       </w:r>
       <w:r>
         <w:rPr>
+          <w:iCs/>
           <w:i/>
         </w:rPr>
         <w:t xml:space="preserve">temporal</w:t>
@@ -1418,15 +1463,16 @@
         <w:t xml:space="preserve">future when making a prediction.</w:t>
       </w:r>
     </w:p>
+    <w:bookmarkEnd w:id="25"/>
+    <w:bookmarkEnd w:id="26"/>
+    <w:bookmarkStart w:id="33" w:name="the-six-predictor-variables-features"/>
     <w:p>
       <w:pPr>
         <w:pStyle w:val="Heading1"/>
       </w:pPr>
-      <w:bookmarkStart w:id="27" w:name="the-six-predictor-variables-features"/>
       <w:r>
         <w:t xml:space="preserve">5. The Six Predictor Variables (Features)</w:t>
       </w:r>
-      <w:bookmarkEnd w:id="27"/>
     </w:p>
     <w:p>
       <w:pPr>
@@ -1448,15 +1494,14 @@
         <w:t xml:space="preserve">detail in the detailed report, but here is the design rationale.</w:t>
       </w:r>
     </w:p>
+    <w:bookmarkStart w:id="27" w:name="social-media-sentiment-placeholder-in-v1"/>
     <w:p>
       <w:pPr>
         <w:pStyle w:val="Heading2"/>
       </w:pPr>
-      <w:bookmarkStart w:id="28" w:name="social-media-sentiment-placeholder-in-v1"/>
       <w:r>
         <w:t xml:space="preserve">5.1 Social media sentiment (placeholder in v1)</w:t>
       </w:r>
-      <w:bookmarkEnd w:id="28"/>
     </w:p>
     <w:p>
       <w:pPr>
@@ -1464,6 +1509,7 @@
       </w:pPr>
       <w:r>
         <w:rPr>
+          <w:bCs/>
           <w:b/>
         </w:rPr>
         <w:t xml:space="preserve">Hypothesis:</w:t>
@@ -1487,6 +1533,7 @@
       </w:pPr>
       <w:r>
         <w:rPr>
+          <w:bCs/>
           <w:b/>
         </w:rPr>
         <w:t xml:space="preserve">Why we picked it:</w:t>
@@ -1516,6 +1563,7 @@
       </w:pPr>
       <w:r>
         <w:rPr>
+          <w:bCs/>
           <w:b/>
         </w:rPr>
         <w:t xml:space="preserve">Implementation status:</w:t>
@@ -1545,15 +1593,15 @@
         <w:t xml:space="preserve">the feature activates with no code change.</w:t>
       </w:r>
     </w:p>
+    <w:bookmarkEnd w:id="27"/>
+    <w:bookmarkStart w:id="28" w:name="misinformation-propagation"/>
     <w:p>
       <w:pPr>
         <w:pStyle w:val="Heading2"/>
       </w:pPr>
-      <w:bookmarkStart w:id="29" w:name="misinformation-propagation"/>
       <w:r>
         <w:t xml:space="preserve">5.2 Misinformation propagation</w:t>
       </w:r>
-      <w:bookmarkEnd w:id="29"/>
     </w:p>
     <w:p>
       <w:pPr>
@@ -1561,6 +1609,7 @@
       </w:pPr>
       <w:r>
         <w:rPr>
+          <w:bCs/>
           <w:b/>
         </w:rPr>
         <w:t xml:space="preserve">Hypothesis:</w:t>
@@ -1576,30 +1625,35 @@
       </w:r>
       <w:r>
         <w:rPr>
+          <w:iCs/>
           <w:i/>
         </w:rPr>
         <w:t xml:space="preserve">“</w:t>
       </w:r>
       <w:r>
         <w:rPr>
+          <w:iCs/>
           <w:i/>
         </w:rPr>
         <w:t xml:space="preserve">a Christian burned the</w:t>
       </w:r>
       <w:r>
         <w:rPr>
+          <w:iCs/>
           <w:i/>
         </w:rPr>
         <w:t xml:space="preserve"> </w:t>
       </w:r>
       <w:r>
         <w:rPr>
+          <w:iCs/>
           <w:i/>
         </w:rPr>
         <w:t xml:space="preserve">Quran</w:t>
       </w:r>
       <w:r>
         <w:rPr>
+          <w:iCs/>
           <w:i/>
         </w:rPr>
         <w:t xml:space="preserve">”</w:t>
@@ -1612,18 +1666,21 @@
       </w:r>
       <w:r>
         <w:rPr>
+          <w:iCs/>
           <w:i/>
         </w:rPr>
         <w:t xml:space="preserve">“</w:t>
       </w:r>
       <w:r>
         <w:rPr>
+          <w:iCs/>
           <w:i/>
         </w:rPr>
         <w:t xml:space="preserve">an Ahmadi is preaching</w:t>
       </w:r>
       <w:r>
         <w:rPr>
+          <w:iCs/>
           <w:i/>
         </w:rPr>
         <w:t xml:space="preserve">”</w:t>
@@ -1647,6 +1704,7 @@
       </w:pPr>
       <w:r>
         <w:rPr>
+          <w:bCs/>
           <w:b/>
         </w:rPr>
         <w:t xml:space="preserve">Why:</w:t>
@@ -1676,6 +1734,7 @@
       </w:pPr>
       <w:r>
         <w:rPr>
+          <w:bCs/>
           <w:b/>
         </w:rPr>
         <w:t xml:space="preserve">Implementation:</w:t>
@@ -1705,15 +1764,15 @@
         <w:t xml:space="preserve">the last 7 days? In any district? Targeting this case’s community?</w:t>
       </w:r>
     </w:p>
+    <w:bookmarkEnd w:id="28"/>
+    <w:bookmarkStart w:id="29" w:name="political-calendar-events"/>
     <w:p>
       <w:pPr>
         <w:pStyle w:val="Heading2"/>
       </w:pPr>
-      <w:bookmarkStart w:id="30" w:name="political-calendar-events"/>
       <w:r>
         <w:t xml:space="preserve">5.3 Political calendar events</w:t>
       </w:r>
-      <w:bookmarkEnd w:id="30"/>
     </w:p>
     <w:p>
       <w:pPr>
@@ -1721,6 +1780,7 @@
       </w:pPr>
       <w:r>
         <w:rPr>
+          <w:bCs/>
           <w:b/>
         </w:rPr>
         <w:t xml:space="preserve">Hypothesis:</w:t>
@@ -1750,6 +1810,7 @@
       </w:pPr>
       <w:r>
         <w:rPr>
+          <w:bCs/>
           <w:b/>
         </w:rPr>
         <w:t xml:space="preserve">Why:</w:t>
@@ -1779,6 +1840,7 @@
       </w:pPr>
       <w:r>
         <w:rPr>
+          <w:bCs/>
           <w:b/>
         </w:rPr>
         <w:t xml:space="preserve">Implementation:</w:t>
@@ -1820,15 +1882,15 @@
         <w:t xml:space="preserve">flag.</w:t>
       </w:r>
     </w:p>
+    <w:bookmarkEnd w:id="29"/>
+    <w:bookmarkStart w:id="30" w:name="religious-calendar-density"/>
     <w:p>
       <w:pPr>
         <w:pStyle w:val="Heading2"/>
       </w:pPr>
-      <w:bookmarkStart w:id="31" w:name="religious-calendar-density"/>
       <w:r>
         <w:t xml:space="preserve">5.4 Religious calendar density</w:t>
       </w:r>
-      <w:bookmarkEnd w:id="31"/>
     </w:p>
     <w:p>
       <w:pPr>
@@ -1836,6 +1898,7 @@
       </w:pPr>
       <w:r>
         <w:rPr>
+          <w:bCs/>
           <w:b/>
         </w:rPr>
         <w:t xml:space="preserve">Hypothesis:</w:t>
@@ -1865,6 +1928,7 @@
       </w:pPr>
       <w:r>
         <w:rPr>
+          <w:bCs/>
           <w:b/>
         </w:rPr>
         <w:t xml:space="preserve">Why:</w:t>
@@ -1880,18 +1944,21 @@
       </w:r>
       <w:r>
         <w:rPr>
+          <w:bCs/>
           <w:b/>
         </w:rPr>
         <w:t xml:space="preserve">18.9% of all minority-</w:t>
       </w:r>
       <w:r>
         <w:rPr>
-          <w:b/>
-        </w:rPr>
-        <w:t xml:space="preserve"> </w:t>
-      </w:r>
-      <w:r>
-        <w:rPr>
+          <w:bCs/>
+          <w:b/>
+        </w:rPr>
+        <w:t xml:space="preserve"> </w:t>
+      </w:r>
+      <w:r>
+        <w:rPr>
+          <w:bCs/>
           <w:b/>
         </w:rPr>
         <w:t xml:space="preserve">related calls happen within ±1 day of a major religious event</w:t>
@@ -1915,6 +1982,7 @@
       </w:pPr>
       <w:r>
         <w:rPr>
+          <w:bCs/>
           <w:b/>
         </w:rPr>
         <w:t xml:space="preserve">Implementation:</w:t>
@@ -1944,15 +2012,15 @@
         <w:t xml:space="preserve">score for ±7-day windows.</w:t>
       </w:r>
     </w:p>
+    <w:bookmarkEnd w:id="30"/>
+    <w:bookmarkStart w:id="31" w:name="prior-incident-density"/>
     <w:p>
       <w:pPr>
         <w:pStyle w:val="Heading2"/>
       </w:pPr>
-      <w:bookmarkStart w:id="32" w:name="prior-incident-density"/>
       <w:r>
         <w:t xml:space="preserve">5.5 Prior incident density</w:t>
       </w:r>
-      <w:bookmarkEnd w:id="32"/>
     </w:p>
     <w:p>
       <w:pPr>
@@ -1960,6 +2028,7 @@
       </w:pPr>
       <w:r>
         <w:rPr>
+          <w:bCs/>
           <w:b/>
         </w:rPr>
         <w:t xml:space="preserve">Hypothesis:</w:t>
@@ -1983,6 +2052,7 @@
       </w:pPr>
       <w:r>
         <w:rPr>
+          <w:bCs/>
           <w:b/>
         </w:rPr>
         <w:t xml:space="preserve">Why:</w:t>
@@ -2006,6 +2076,7 @@
       </w:pPr>
       <w:r>
         <w:rPr>
+          <w:bCs/>
           <w:b/>
         </w:rPr>
         <w:t xml:space="preserve">Implementation:</w:t>
@@ -2068,15 +2139,15 @@
         <w:t xml:space="preserve">compares the recent 7-day rate to the 30-day baseline.</w:t>
       </w:r>
     </w:p>
+    <w:bookmarkEnd w:id="31"/>
+    <w:bookmarkStart w:id="32" w:name="police-responsiveness"/>
     <w:p>
       <w:pPr>
         <w:pStyle w:val="Heading2"/>
       </w:pPr>
-      <w:bookmarkStart w:id="33" w:name="police-responsiveness"/>
       <w:r>
         <w:t xml:space="preserve">5.6 Police responsiveness</w:t>
       </w:r>
-      <w:bookmarkEnd w:id="33"/>
     </w:p>
     <w:p>
       <w:pPr>
@@ -2084,6 +2155,7 @@
       </w:pPr>
       <w:r>
         <w:rPr>
+          <w:bCs/>
           <w:b/>
         </w:rPr>
         <w:t xml:space="preserve">Hypothesis:</w:t>
@@ -2099,6 +2171,7 @@
       </w:r>
       <w:r>
         <w:rPr>
+          <w:bCs/>
           <w:b/>
         </w:rPr>
         <w:t xml:space="preserve">structural vulnerability</w:t>
@@ -2122,6 +2195,7 @@
       </w:pPr>
       <w:r>
         <w:rPr>
+          <w:bCs/>
           <w:b/>
         </w:rPr>
         <w:t xml:space="preserve">Why:</w:t>
@@ -2137,6 +2211,7 @@
       </w:r>
       <w:r>
         <w:rPr>
+          <w:iCs/>
           <w:i/>
         </w:rPr>
         <w:t xml:space="preserve">non-trigger</w:t>
@@ -2160,6 +2235,7 @@
       </w:pPr>
       <w:r>
         <w:rPr>
+          <w:bCs/>
           <w:b/>
         </w:rPr>
         <w:t xml:space="preserve">Implementation:</w:t>
@@ -2189,15 +2265,16 @@
         <w:t xml:space="preserve">across Punjab.</w:t>
       </w:r>
     </w:p>
+    <w:bookmarkEnd w:id="32"/>
+    <w:bookmarkEnd w:id="33"/>
+    <w:bookmarkStart w:id="34" w:name="the-data-source"/>
     <w:p>
       <w:pPr>
         <w:pStyle w:val="Heading1"/>
       </w:pPr>
-      <w:bookmarkStart w:id="34" w:name="the-data-source"/>
       <w:r>
         <w:t xml:space="preserve">6. The Data Source</w:t>
       </w:r>
-      <w:bookmarkEnd w:id="34"/>
     </w:p>
     <w:p>
       <w:pPr>
@@ -2212,18 +2289,21 @@
       <w:r>
         <w:rPr>
           <w:rStyle w:val="VerbatimChar"/>
+          <w:bCs/>
           <w:b/>
         </w:rPr>
         <w:t xml:space="preserve">&lt;source_call_log_table&gt;</w:t>
       </w:r>
       <w:r>
         <w:rPr>
-          <w:b/>
-        </w:rPr>
-        <w:t xml:space="preserve"> </w:t>
-      </w:r>
-      <w:r>
-        <w:rPr>
+          <w:bCs/>
+          <w:b/>
+        </w:rPr>
+        <w:t xml:space="preserve"> </w:t>
+      </w:r>
+      <w:r>
+        <w:rPr>
+          <w:bCs/>
           <w:b/>
         </w:rPr>
         <w:t xml:space="preserve">table</w:t>
@@ -2271,18 +2351,21 @@
       </w:r>
       <w:r>
         <w:rPr>
+          <w:bCs/>
           <w:b/>
         </w:rPr>
         <w:t xml:space="preserve">VCM case</w:t>
       </w:r>
       <w:r>
         <w:rPr>
-          <w:b/>
-        </w:rPr>
-        <w:t xml:space="preserve"> </w:t>
-      </w:r>
-      <w:r>
-        <w:rPr>
+          <w:bCs/>
+          <w:b/>
+        </w:rPr>
+        <w:t xml:space="preserve"> </w:t>
+      </w:r>
+      <w:r>
+        <w:rPr>
+          <w:bCs/>
           <w:b/>
         </w:rPr>
         <w:t xml:space="preserve">database</w:t>
@@ -2377,15 +2460,15 @@
         <w:t xml:space="preserve">supplement.</w:t>
       </w:r>
     </w:p>
+    <w:bookmarkEnd w:id="34"/>
+    <w:bookmarkStart w:id="35" w:name="three-models-three-questions"/>
     <w:p>
       <w:pPr>
         <w:pStyle w:val="Heading1"/>
       </w:pPr>
-      <w:bookmarkStart w:id="35" w:name="three-models-three-questions"/>
       <w:r>
         <w:t xml:space="preserve">7. Three Models, Three Questions</w:t>
       </w:r>
-      <w:bookmarkEnd w:id="35"/>
     </w:p>
     <w:p>
       <w:pPr>
@@ -2399,6 +2482,7 @@
       </w:r>
       <w:r>
         <w:rPr>
+          <w:bCs/>
           <w:b/>
         </w:rPr>
         <w:t xml:space="preserve">three models</w:t>
@@ -2419,8 +2503,9 @@
     <w:tbl>
       <w:tblPr>
         <w:tblStyle w:val="Table"/>
-        <w:tblW w:type="pct" w:w="5000.0"/>
-        <w:tblLook w:firstRow="1"/>
+        <w:tblW w:type="pct" w:w="5000"/>
+        <w:tblLook w:firstRow="1" w:lastRow="0" w:firstColumn="0" w:lastColumn="0" w:noHBand="0" w:noVBand="0" w:val="0020"/>
+        <w:jc w:val="start"/>
       </w:tblPr>
       <w:tblGrid>
         <w:gridCol w:w="2640"/>
@@ -2429,15 +2514,10 @@
       </w:tblGrid>
       <w:tr>
         <w:trPr>
-          <w:cnfStyle w:firstRow="1"/>
+          <w:tblHeader w:val="true"/>
         </w:trPr>
         <w:tc>
-          <w:tcPr>
-            <w:tcBorders>
-              <w:bottom w:val="single"/>
-            </w:tcBorders>
-            <w:vAlign w:val="bottom"/>
-          </w:tcPr>
+          <w:tcPr/>
           <w:p>
             <w:pPr>
               <w:pStyle w:val="Compact"/>
@@ -2449,12 +2529,7 @@
           </w:p>
         </w:tc>
         <w:tc>
-          <w:tcPr>
-            <w:tcBorders>
-              <w:bottom w:val="single"/>
-            </w:tcBorders>
-            <w:vAlign w:val="bottom"/>
-          </w:tcPr>
+          <w:tcPr/>
           <w:p>
             <w:pPr>
               <w:pStyle w:val="Compact"/>
@@ -2466,12 +2541,7 @@
           </w:p>
         </w:tc>
         <w:tc>
-          <w:tcPr>
-            <w:tcBorders>
-              <w:bottom w:val="single"/>
-            </w:tcBorders>
-            <w:vAlign w:val="bottom"/>
-          </w:tcPr>
+          <w:tcPr/>
           <w:p>
             <w:pPr>
               <w:pStyle w:val="Compact"/>
@@ -2485,6 +2555,7 @@
       </w:tr>
       <w:tr>
         <w:tc>
+          <w:tcPr/>
           <w:p>
             <w:pPr>
               <w:pStyle w:val="Compact"/>
@@ -2498,6 +2569,7 @@
             </w:r>
             <w:r>
               <w:rPr>
+                <w:iCs/>
                 <w:i/>
               </w:rPr>
               <w:t xml:space="preserve">this</w:t>
@@ -2511,6 +2583,7 @@
           </w:p>
         </w:tc>
         <w:tc>
+          <w:tcPr/>
           <w:p>
             <w:pPr>
               <w:pStyle w:val="Compact"/>
@@ -2522,6 +2595,7 @@
           </w:p>
         </w:tc>
         <w:tc>
+          <w:tcPr/>
           <w:p>
             <w:pPr>
               <w:pStyle w:val="Compact"/>
@@ -2535,6 +2609,7 @@
       </w:tr>
       <w:tr>
         <w:tc>
+          <w:tcPr/>
           <w:p>
             <w:pPr>
               <w:pStyle w:val="Compact"/>
@@ -2548,6 +2623,7 @@
             </w:r>
             <w:r>
               <w:rPr>
+                <w:iCs/>
                 <w:i/>
               </w:rPr>
               <w:t xml:space="preserve">this PS</w:t>
@@ -2561,6 +2637,7 @@
           </w:p>
         </w:tc>
         <w:tc>
+          <w:tcPr/>
           <w:p>
             <w:pPr>
               <w:pStyle w:val="Compact"/>
@@ -2572,6 +2649,7 @@
           </w:p>
         </w:tc>
         <w:tc>
+          <w:tcPr/>
           <w:p>
             <w:pPr>
               <w:pStyle w:val="Compact"/>
@@ -2585,6 +2663,7 @@
       </w:tr>
       <w:tr>
         <w:tc>
+          <w:tcPr/>
           <w:p>
             <w:pPr>
               <w:pStyle w:val="Compact"/>
@@ -2596,6 +2675,7 @@
           </w:p>
         </w:tc>
         <w:tc>
+          <w:tcPr/>
           <w:p>
             <w:pPr>
               <w:pStyle w:val="Compact"/>
@@ -2607,6 +2687,7 @@
           </w:p>
         </w:tc>
         <w:tc>
+          <w:tcPr/>
           <w:p>
             <w:pPr>
               <w:pStyle w:val="Compact"/>
@@ -2633,25 +2714,24 @@
         <w:t xml:space="preserve">needs all three.</w:t>
       </w:r>
     </w:p>
+    <w:bookmarkEnd w:id="35"/>
+    <w:bookmarkStart w:id="40" w:name="methodological-boundaries"/>
     <w:p>
       <w:pPr>
         <w:pStyle w:val="Heading1"/>
       </w:pPr>
-      <w:bookmarkStart w:id="36" w:name="methodological-boundaries"/>
       <w:r>
         <w:t xml:space="preserve">8. Methodological Boundaries</w:t>
       </w:r>
-      <w:bookmarkEnd w:id="36"/>
-    </w:p>
+    </w:p>
+    <w:bookmarkStart w:id="36" w:name="under-reporting-is-irreducible"/>
     <w:p>
       <w:pPr>
         <w:pStyle w:val="Heading2"/>
       </w:pPr>
-      <w:bookmarkStart w:id="37" w:name="under-reporting-is-irreducible"/>
       <w:r>
         <w:t xml:space="preserve">8.1 Under-reporting is irreducible</w:t>
       </w:r>
-      <w:bookmarkEnd w:id="37"/>
     </w:p>
     <w:p>
       <w:pPr>
@@ -2665,6 +2745,7 @@
       </w:r>
       <w:r>
         <w:rPr>
+          <w:bCs/>
           <w:b/>
         </w:rPr>
         <w:t xml:space="preserve">reports</w:t>
@@ -2715,6 +2796,7 @@
       </w:r>
       <w:r>
         <w:rPr>
+          <w:iCs/>
           <w:i/>
         </w:rPr>
         <w:t xml:space="preserve">say so loudly, in every output</w:t>
@@ -2723,15 +2805,15 @@
         <w:t xml:space="preserve">.</w:t>
       </w:r>
     </w:p>
+    <w:bookmarkEnd w:id="36"/>
+    <w:bookmarkStart w:id="37" w:name="the-model-is-lahore-biased"/>
     <w:p>
       <w:pPr>
         <w:pStyle w:val="Heading2"/>
       </w:pPr>
-      <w:bookmarkStart w:id="38" w:name="the-model-is-lahore-biased"/>
       <w:r>
         <w:t xml:space="preserve">8.2 The model is Lahore-biased</w:t>
       </w:r>
-      <w:bookmarkEnd w:id="38"/>
     </w:p>
     <w:p>
       <w:pPr>
@@ -2777,6 +2859,7 @@
       </w:r>
       <w:r>
         <w:rPr>
+          <w:iCs/>
           <w:i/>
         </w:rPr>
         <w:t xml:space="preserve">top within that district</w:t>
@@ -2785,15 +2868,15 @@
         <w:t xml:space="preserve">.</w:t>
       </w:r>
     </w:p>
+    <w:bookmarkEnd w:id="37"/>
+    <w:bookmarkStart w:id="38" w:name="feedback-loops"/>
     <w:p>
       <w:pPr>
         <w:pStyle w:val="Heading2"/>
       </w:pPr>
-      <w:bookmarkStart w:id="39" w:name="feedback-loops"/>
       <w:r>
         <w:t xml:space="preserve">8.3 Feedback loops</w:t>
       </w:r>
-      <w:bookmarkEnd w:id="39"/>
     </w:p>
     <w:p>
       <w:pPr>
@@ -2833,6 +2916,7 @@
       </w:r>
       <w:r>
         <w:rPr>
+          <w:bCs/>
           <w:b/>
         </w:rPr>
         <w:t xml:space="preserve">raw</w:t>
@@ -2850,11 +2934,12 @@
         <w:t xml:space="preserve">quarterly cadence — not on the system’s own outputs.</w:t>
       </w:r>
     </w:p>
+    <w:bookmarkEnd w:id="38"/>
+    <w:bookmarkStart w:id="39" w:name="Xcf4ebeb3289770b17ad1191672489b2262b09bf"/>
     <w:p>
       <w:pPr>
         <w:pStyle w:val="Heading2"/>
       </w:pPr>
-      <w:bookmarkStart w:id="40" w:name="Xcf4ebeb3289770b17ad1191672489b2262b09bf"/>
       <w:r>
         <w:t xml:space="preserve">8.4 Selection of what counts as</w:t>
       </w:r>
@@ -2870,7 +2955,6 @@
       <w:r>
         <w:t xml:space="preserve">”</w:t>
       </w:r>
-      <w:bookmarkEnd w:id="40"/>
     </w:p>
     <w:p>
       <w:pPr>
@@ -2993,15 +3077,16 @@
         <w:t xml:space="preserve">definition with help from community organizations.</w:t>
       </w:r>
     </w:p>
+    <w:bookmarkEnd w:id="39"/>
+    <w:bookmarkEnd w:id="40"/>
+    <w:bookmarkStart w:id="41" w:name="ethics-embedded-in-the-design"/>
     <w:p>
       <w:pPr>
         <w:pStyle w:val="Heading1"/>
       </w:pPr>
-      <w:bookmarkStart w:id="41" w:name="ethics-embedded-in-the-design"/>
       <w:r>
         <w:t xml:space="preserve">9. Ethics Embedded in the Design</w:t>
       </w:r>
-      <w:bookmarkEnd w:id="41"/>
     </w:p>
     <w:p>
       <w:pPr>
@@ -3021,6 +3106,7 @@
       </w:pPr>
       <w:r>
         <w:rPr>
+          <w:bCs/>
           <w:b/>
         </w:rPr>
         <w:t xml:space="preserve">No individual targeting.</w:t>
@@ -3036,18 +3122,21 @@
       </w:r>
       <w:r>
         <w:rPr>
+          <w:iCs/>
           <w:i/>
         </w:rPr>
         <w:t xml:space="preserve">(place,</w:t>
       </w:r>
       <w:r>
         <w:rPr>
+          <w:iCs/>
           <w:i/>
         </w:rPr>
         <w:t xml:space="preserve"> </w:t>
       </w:r>
       <w:r>
         <w:rPr>
+          <w:iCs/>
           <w:i/>
         </w:rPr>
         <w:t xml:space="preserve">time)</w:t>
@@ -3060,6 +3149,7 @@
       </w:r>
       <w:r>
         <w:rPr>
+          <w:iCs/>
           <w:i/>
         </w:rPr>
         <w:t xml:space="preserve">(person)</w:t>
@@ -3078,6 +3168,7 @@
       </w:pPr>
       <w:r>
         <w:rPr>
+          <w:bCs/>
           <w:b/>
         </w:rPr>
         <w:t xml:space="preserve">Privacy by default.</w:t>
@@ -3111,6 +3202,7 @@
       </w:pPr>
       <w:r>
         <w:rPr>
+          <w:bCs/>
           <w:b/>
         </w:rPr>
         <w:t xml:space="preserve">Community review required.</w:t>
@@ -3163,15 +3255,15 @@
         <w:t xml:space="preserve">folder.</w:t>
       </w:r>
     </w:p>
+    <w:bookmarkEnd w:id="41"/>
+    <w:bookmarkStart w:id="42" w:name="what-success-looks-like"/>
     <w:p>
       <w:pPr>
         <w:pStyle w:val="Heading1"/>
       </w:pPr>
-      <w:bookmarkStart w:id="42" w:name="what-success-looks-like"/>
       <w:r>
         <w:t xml:space="preserve">10. What Success Looks Like</w:t>
       </w:r>
-      <w:bookmarkEnd w:id="42"/>
     </w:p>
     <w:p>
       <w:pPr>
@@ -3184,8 +3276,9 @@
     <w:tbl>
       <w:tblPr>
         <w:tblStyle w:val="Table"/>
-        <w:tblW w:type="pct" w:w="5000.0"/>
-        <w:tblLook w:firstRow="1"/>
+        <w:tblW w:type="pct" w:w="5000"/>
+        <w:tblLook w:firstRow="1" w:lastRow="0" w:firstColumn="0" w:lastColumn="0" w:noHBand="0" w:noVBand="0" w:val="0020"/>
+        <w:jc w:val="start"/>
       </w:tblPr>
       <w:tblGrid>
         <w:gridCol w:w="2640"/>
@@ -3194,15 +3287,10 @@
       </w:tblGrid>
       <w:tr>
         <w:trPr>
-          <w:cnfStyle w:firstRow="1"/>
+          <w:tblHeader w:val="true"/>
         </w:trPr>
         <w:tc>
-          <w:tcPr>
-            <w:tcBorders>
-              <w:bottom w:val="single"/>
-            </w:tcBorders>
-            <w:vAlign w:val="bottom"/>
-          </w:tcPr>
+          <w:tcPr/>
           <w:p>
             <w:pPr>
               <w:pStyle w:val="Compact"/>
@@ -3214,12 +3302,7 @@
           </w:p>
         </w:tc>
         <w:tc>
-          <w:tcPr>
-            <w:tcBorders>
-              <w:bottom w:val="single"/>
-            </w:tcBorders>
-            <w:vAlign w:val="bottom"/>
-          </w:tcPr>
+          <w:tcPr/>
           <w:p>
             <w:pPr>
               <w:pStyle w:val="Compact"/>
@@ -3231,12 +3314,7 @@
           </w:p>
         </w:tc>
         <w:tc>
-          <w:tcPr>
-            <w:tcBorders>
-              <w:bottom w:val="single"/>
-            </w:tcBorders>
-            <w:vAlign w:val="bottom"/>
-          </w:tcPr>
+          <w:tcPr/>
           <w:p>
             <w:pPr>
               <w:pStyle w:val="Compact"/>
@@ -3250,6 +3328,7 @@
       </w:tr>
       <w:tr>
         <w:tc>
+          <w:tcPr/>
           <w:p>
             <w:pPr>
               <w:pStyle w:val="Compact"/>
@@ -3261,6 +3340,7 @@
           </w:p>
         </w:tc>
         <w:tc>
+          <w:tcPr/>
           <w:p>
             <w:pPr>
               <w:pStyle w:val="Compact"/>
@@ -3272,6 +3352,7 @@
           </w:p>
         </w:tc>
         <w:tc>
+          <w:tcPr/>
           <w:p>
             <w:pPr>
               <w:pStyle w:val="Compact"/>
@@ -3279,6 +3360,7 @@
             </w:pPr>
             <w:r>
               <w:rPr>
+                <w:bCs/>
                 <w:b/>
               </w:rPr>
               <w:t xml:space="preserve">0.841</w:t>
@@ -3294,6 +3376,7 @@
             </w:r>
             <w:r>
               <w:rPr>
+                <w:bCs/>
                 <w:b/>
               </w:rPr>
               <w:t xml:space="preserve">0.715</w:t>
@@ -3309,6 +3392,7 @@
       </w:tr>
       <w:tr>
         <w:tc>
+          <w:tcPr/>
           <w:p>
             <w:pPr>
               <w:pStyle w:val="Compact"/>
@@ -3320,6 +3404,7 @@
           </w:p>
         </w:tc>
         <w:tc>
+          <w:tcPr/>
           <w:p>
             <w:pPr>
               <w:pStyle w:val="Compact"/>
@@ -3331,6 +3416,7 @@
           </w:p>
         </w:tc>
         <w:tc>
+          <w:tcPr/>
           <w:p>
             <w:pPr>
               <w:pStyle w:val="Compact"/>
@@ -3338,6 +3424,7 @@
             </w:pPr>
             <w:r>
               <w:rPr>
+                <w:bCs/>
                 <w:b/>
               </w:rPr>
               <w:t xml:space="preserve">0.814 + 0.35</w:t>
@@ -3353,6 +3440,7 @@
       </w:tr>
       <w:tr>
         <w:tc>
+          <w:tcPr/>
           <w:p>
             <w:pPr>
               <w:pStyle w:val="Compact"/>
@@ -3364,6 +3452,7 @@
           </w:p>
         </w:tc>
         <w:tc>
+          <w:tcPr/>
           <w:p>
             <w:pPr>
               <w:pStyle w:val="Compact"/>
@@ -3375,19 +3464,21 @@
           </w:p>
         </w:tc>
         <w:tc>
+          <w:tcPr/>
           <w:p>
             <w:pPr>
               <w:pStyle w:val="Compact"/>
               <w:jc w:val="left"/>
             </w:pPr>
             <w:r>
-              <w:t xml:space="preserve">Passes for Christian / Ahmadi / Hindu</w:t>
+              <w:t xml:space="preserve">Passes where evaluable (Christian, n=213). Ahmadi (n=10) and Hindu (n=11) also pass but their samples are too small to be reliable.</w:t>
             </w:r>
           </w:p>
         </w:tc>
       </w:tr>
       <w:tr>
         <w:tc>
+          <w:tcPr/>
           <w:p>
             <w:pPr>
               <w:pStyle w:val="Compact"/>
@@ -3399,6 +3490,7 @@
           </w:p>
         </w:tc>
         <w:tc>
+          <w:tcPr/>
           <w:p>
             <w:pPr>
               <w:pStyle w:val="Compact"/>
@@ -3410,6 +3502,7 @@
           </w:p>
         </w:tc>
         <w:tc>
+          <w:tcPr/>
           <w:p>
             <w:pPr>
               <w:pStyle w:val="Compact"/>
@@ -3417,6 +3510,7 @@
             </w:pPr>
             <w:r>
               <w:rPr>
+                <w:bCs/>
                 <w:b/>
               </w:rPr>
               <w:t xml:space="preserve">9.54%</w:t>
@@ -3439,21 +3533,22 @@
         <w:t xml:space="preserve">The system meets all the success thresholds set at design time.</w:t>
       </w:r>
     </w:p>
+    <w:bookmarkEnd w:id="42"/>
+    <w:bookmarkStart w:id="43" w:name="X495cd5cd8b1a19b7414d2cbbe787f2de955d76b"/>
     <w:p>
       <w:pPr>
         <w:pStyle w:val="Heading1"/>
       </w:pPr>
-      <w:bookmarkStart w:id="43" w:name="X495cd5cd8b1a19b7414d2cbbe787f2de955d76b"/>
       <w:r>
         <w:t xml:space="preserve">11. The Twelve Weeks of Build (Cross-Reference)</w:t>
       </w:r>
-      <w:bookmarkEnd w:id="43"/>
     </w:p>
     <w:tbl>
       <w:tblPr>
         <w:tblStyle w:val="Table"/>
-        <w:tblW w:type="pct" w:w="5000.0"/>
-        <w:tblLook w:firstRow="1"/>
+        <w:tblW w:type="pct" w:w="5000"/>
+        <w:tblLook w:firstRow="1" w:lastRow="0" w:firstColumn="0" w:lastColumn="0" w:noHBand="0" w:noVBand="0" w:val="0020"/>
+        <w:jc w:val="start"/>
       </w:tblPr>
       <w:tblGrid>
         <w:gridCol w:w="2640"/>
@@ -3462,15 +3557,10 @@
       </w:tblGrid>
       <w:tr>
         <w:trPr>
-          <w:cnfStyle w:firstRow="1"/>
+          <w:tblHeader w:val="true"/>
         </w:trPr>
         <w:tc>
-          <w:tcPr>
-            <w:tcBorders>
-              <w:bottom w:val="single"/>
-            </w:tcBorders>
-            <w:vAlign w:val="bottom"/>
-          </w:tcPr>
+          <w:tcPr/>
           <w:p>
             <w:pPr>
               <w:pStyle w:val="Compact"/>
@@ -3482,12 +3572,7 @@
           </w:p>
         </w:tc>
         <w:tc>
-          <w:tcPr>
-            <w:tcBorders>
-              <w:bottom w:val="single"/>
-            </w:tcBorders>
-            <w:vAlign w:val="bottom"/>
-          </w:tcPr>
+          <w:tcPr/>
           <w:p>
             <w:pPr>
               <w:pStyle w:val="Compact"/>
@@ -3499,12 +3584,7 @@
           </w:p>
         </w:tc>
         <w:tc>
-          <w:tcPr>
-            <w:tcBorders>
-              <w:bottom w:val="single"/>
-            </w:tcBorders>
-            <w:vAlign w:val="bottom"/>
-          </w:tcPr>
+          <w:tcPr/>
           <w:p>
             <w:pPr>
               <w:pStyle w:val="Compact"/>
@@ -3518,6 +3598,7 @@
       </w:tr>
       <w:tr>
         <w:tc>
+          <w:tcPr/>
           <w:p>
             <w:pPr>
               <w:pStyle w:val="Compact"/>
@@ -3529,6 +3610,7 @@
           </w:p>
         </w:tc>
         <w:tc>
+          <w:tcPr/>
           <w:p>
             <w:pPr>
               <w:pStyle w:val="Compact"/>
@@ -3540,6 +3622,7 @@
           </w:p>
         </w:tc>
         <w:tc>
+          <w:tcPr/>
           <w:p>
             <w:pPr>
               <w:pStyle w:val="Compact"/>
@@ -3562,6 +3645,7 @@
       </w:tr>
       <w:tr>
         <w:tc>
+          <w:tcPr/>
           <w:p>
             <w:pPr>
               <w:pStyle w:val="Compact"/>
@@ -3573,6 +3657,7 @@
           </w:p>
         </w:tc>
         <w:tc>
+          <w:tcPr/>
           <w:p>
             <w:pPr>
               <w:pStyle w:val="Compact"/>
@@ -3584,6 +3669,7 @@
           </w:p>
         </w:tc>
         <w:tc>
+          <w:tcPr/>
           <w:p>
             <w:pPr>
               <w:pStyle w:val="Compact"/>
@@ -3597,6 +3683,7 @@
       </w:tr>
       <w:tr>
         <w:tc>
+          <w:tcPr/>
           <w:p>
             <w:pPr>
               <w:pStyle w:val="Compact"/>
@@ -3608,6 +3695,7 @@
           </w:p>
         </w:tc>
         <w:tc>
+          <w:tcPr/>
           <w:p>
             <w:pPr>
               <w:pStyle w:val="Compact"/>
@@ -3619,6 +3707,7 @@
           </w:p>
         </w:tc>
         <w:tc>
+          <w:tcPr/>
           <w:p>
             <w:pPr>
               <w:pStyle w:val="Compact"/>
@@ -3632,6 +3721,7 @@
       </w:tr>
       <w:tr>
         <w:tc>
+          <w:tcPr/>
           <w:p>
             <w:pPr>
               <w:pStyle w:val="Compact"/>
@@ -3643,6 +3733,7 @@
           </w:p>
         </w:tc>
         <w:tc>
+          <w:tcPr/>
           <w:p>
             <w:pPr>
               <w:pStyle w:val="Compact"/>
@@ -3654,6 +3745,7 @@
           </w:p>
         </w:tc>
         <w:tc>
+          <w:tcPr/>
           <w:p>
             <w:pPr>
               <w:pStyle w:val="Compact"/>
@@ -3667,6 +3759,7 @@
       </w:tr>
       <w:tr>
         <w:tc>
+          <w:tcPr/>
           <w:p>
             <w:pPr>
               <w:pStyle w:val="Compact"/>
@@ -3678,6 +3771,7 @@
           </w:p>
         </w:tc>
         <w:tc>
+          <w:tcPr/>
           <w:p>
             <w:pPr>
               <w:pStyle w:val="Compact"/>
@@ -3689,6 +3783,7 @@
           </w:p>
         </w:tc>
         <w:tc>
+          <w:tcPr/>
           <w:p>
             <w:pPr>
               <w:pStyle w:val="Compact"/>
@@ -3702,6 +3797,7 @@
       </w:tr>
       <w:tr>
         <w:tc>
+          <w:tcPr/>
           <w:p>
             <w:pPr>
               <w:pStyle w:val="Compact"/>
@@ -3713,6 +3809,7 @@
           </w:p>
         </w:tc>
         <w:tc>
+          <w:tcPr/>
           <w:p>
             <w:pPr>
               <w:pStyle w:val="Compact"/>
@@ -3724,6 +3821,7 @@
           </w:p>
         </w:tc>
         <w:tc>
+          <w:tcPr/>
           <w:p>
             <w:pPr>
               <w:pStyle w:val="Compact"/>
@@ -3737,6 +3835,7 @@
       </w:tr>
       <w:tr>
         <w:tc>
+          <w:tcPr/>
           <w:p>
             <w:pPr>
               <w:pStyle w:val="Compact"/>
@@ -3748,6 +3847,7 @@
           </w:p>
         </w:tc>
         <w:tc>
+          <w:tcPr/>
           <w:p>
             <w:pPr>
               <w:pStyle w:val="Compact"/>
@@ -3759,6 +3859,7 @@
           </w:p>
         </w:tc>
         <w:tc>
+          <w:tcPr/>
           <w:p>
             <w:pPr>
               <w:pStyle w:val="Compact"/>
@@ -3771,15 +3872,15 @@
         </w:tc>
       </w:tr>
     </w:tbl>
+    <w:bookmarkEnd w:id="43"/>
+    <w:bookmarkStart w:id="44" w:name="what-should-happen-after-this"/>
     <w:p>
       <w:pPr>
         <w:pStyle w:val="Heading1"/>
       </w:pPr>
-      <w:bookmarkStart w:id="44" w:name="what-should-happen-after-this"/>
       <w:r>
         <w:t xml:space="preserve">12. What Should Happen After This</w:t>
       </w:r>
-      <w:bookmarkEnd w:id="44"/>
     </w:p>
     <w:p>
       <w:pPr>
@@ -3793,6 +3894,7 @@
       </w:r>
       <w:r>
         <w:rPr>
+          <w:bCs/>
           <w:b/>
         </w:rPr>
         <w:t xml:space="preserve">research prototype</w:t>
@@ -3817,6 +3919,7 @@
       </w:pPr>
       <w:r>
         <w:rPr>
+          <w:bCs/>
           <w:b/>
         </w:rPr>
         <w:t xml:space="preserve">PSCA pilots it for a quarter.</w:t>
@@ -3844,6 +3947,7 @@
       </w:pPr>
       <w:r>
         <w:rPr>
+          <w:bCs/>
           <w:b/>
         </w:rPr>
         <w:t xml:space="preserve">Build access controls.</w:t>
@@ -3871,6 +3975,7 @@
       </w:pPr>
       <w:r>
         <w:rPr>
+          <w:bCs/>
           <w:b/>
         </w:rPr>
         <w:t xml:space="preserve">Refresh schedule.</w:t>
@@ -3910,6 +4015,7 @@
       </w:pPr>
       <w:r>
         <w:rPr>
+          <w:bCs/>
           <w:b/>
         </w:rPr>
         <w:t xml:space="preserve">Connect a social-media feed.</w:t>
@@ -3931,6 +4037,7 @@
       </w:pPr>
       <w:r>
         <w:rPr>
+          <w:bCs/>
           <w:b/>
         </w:rPr>
         <w:t xml:space="preserve">Quarterly community review.</w:t>
@@ -3958,6 +4065,7 @@
       </w:pPr>
       <w:r>
         <w:rPr>
+          <w:bCs/>
           <w:b/>
         </w:rPr>
         <w:t xml:space="preserve">Replicate in other provinces.</w:t>
@@ -3975,15 +4083,15 @@
         <w:t xml:space="preserve">pattern can be applied in Sindh, KP, Balochistan.</w:t>
       </w:r>
     </w:p>
+    <w:bookmarkEnd w:id="44"/>
+    <w:bookmarkStart w:id="45" w:name="closing"/>
     <w:p>
       <w:pPr>
         <w:pStyle w:val="Heading1"/>
       </w:pPr>
-      <w:bookmarkStart w:id="45" w:name="closing"/>
       <w:r>
         <w:t xml:space="preserve">13. Closing</w:t>
       </w:r>
-      <w:bookmarkEnd w:id="45"/>
     </w:p>
     <w:p>
       <w:pPr>
@@ -4003,6 +4111,7 @@
       </w:r>
       <w:r>
         <w:rPr>
+          <w:iCs/>
           <w:i/>
         </w:rPr>
         <w:t xml:space="preserve">protect</w:t>
@@ -4018,6 +4127,7 @@
       </w:r>
       <w:r>
         <w:rPr>
+          <w:iCs/>
           <w:i/>
         </w:rPr>
         <w:t xml:space="preserve">target</w:t>
@@ -4089,6 +4199,7 @@
       </w:r>
       <w:r>
         <w:rPr>
+          <w:iCs/>
           <w:i/>
         </w:rPr>
         <w:t xml:space="preserve">human decision-support tool</w:t>
@@ -4142,36 +4253,42 @@
       </w:pPr>
       <w:r>
         <w:rPr>
+          <w:iCs/>
           <w:i/>
         </w:rPr>
         <w:t xml:space="preserve">This document is an updated edition of the original Research Design</w:t>
       </w:r>
       <w:r>
         <w:rPr>
+          <w:iCs/>
           <w:i/>
         </w:rPr>
         <w:t xml:space="preserve"> </w:t>
       </w:r>
       <w:r>
         <w:rPr>
+          <w:iCs/>
           <w:i/>
         </w:rPr>
         <w:t xml:space="preserve">Report from PSCA, reflecting what was</w:t>
       </w:r>
       <w:r>
         <w:rPr>
+          <w:iCs/>
           <w:i/>
         </w:rPr>
         <w:t xml:space="preserve"> </w:t>
       </w:r>
       <w:r>
         <w:rPr>
+          <w:iCs/>
           <w:i/>
         </w:rPr>
         <w:t xml:space="preserve">actually built across the project. For implementation details, see</w:t>
       </w:r>
       <w:r>
         <w:rPr>
+          <w:iCs/>
           <w:i/>
         </w:rPr>
         <w:t xml:space="preserve"> </w:t>
@@ -4179,23 +4296,27 @@
       <w:r>
         <w:rPr>
           <w:rStyle w:val="VerbatimChar"/>
+          <w:iCs/>
           <w:i/>
         </w:rPr>
         <w:t xml:space="preserve">02_detailed_report</w:t>
       </w:r>
       <w:r>
         <w:rPr>
+          <w:iCs/>
           <w:i/>
         </w:rPr>
         <w:t xml:space="preserve"> </w:t>
       </w:r>
       <w:r>
         <w:rPr>
+          <w:iCs/>
           <w:i/>
         </w:rPr>
         <w:t xml:space="preserve">and the model cards in the full project archive.</w:t>
       </w:r>
     </w:p>
+    <w:bookmarkEnd w:id="45"/>
     <w:sectPr/>
   </w:body>
 </w:document>
@@ -4227,17 +4348,14 @@
 <file path=word/numbering.xml><?xml version="1.0" encoding="utf-8"?>
 <w:numbering xmlns:w="http://schemas.openxmlformats.org/wordprocessingml/2006/main">
   <w:abstractNum w:abstractNumId="990">
-    <w:nsid w:val="2c1ae401"/>
+    <w:nsid w:val="A990"/>
     <w:multiLevelType w:val="multilevel"/>
     <w:lvl w:ilvl="0">
       <w:numFmt w:val="bullet"/>
       <w:lvlText w:val=" "/>
       <w:lvlJc w:val="left"/>
       <w:pPr>
-        <w:tabs>
-          <w:tab w:val="num" w:pos="0"/>
-        </w:tabs>
-        <w:ind w:left="480" w:hanging="480"/>
+        <w:ind w:left="720" w:hanging="480"/>
       </w:pPr>
     </w:lvl>
     <w:lvl w:ilvl="1">
@@ -4245,10 +4363,7 @@
       <w:lvlText w:val=" "/>
       <w:lvlJc w:val="left"/>
       <w:pPr>
-        <w:tabs>
-          <w:tab w:val="num" w:pos="720"/>
-        </w:tabs>
-        <w:ind w:left="1200" w:hanging="480"/>
+        <w:ind w:left="1440" w:hanging="480"/>
       </w:pPr>
     </w:lvl>
     <w:lvl w:ilvl="2">
@@ -4256,10 +4371,7 @@
       <w:lvlText w:val=" "/>
       <w:lvlJc w:val="left"/>
       <w:pPr>
-        <w:tabs>
-          <w:tab w:val="num" w:pos="1440"/>
-        </w:tabs>
-        <w:ind w:left="1920" w:hanging="480"/>
+        <w:ind w:left="2160" w:hanging="480"/>
       </w:pPr>
     </w:lvl>
     <w:lvl w:ilvl="3">
@@ -4267,10 +4379,7 @@
       <w:lvlText w:val=" "/>
       <w:lvlJc w:val="left"/>
       <w:pPr>
-        <w:tabs>
-          <w:tab w:val="num" w:pos="2160"/>
-        </w:tabs>
-        <w:ind w:left="2640" w:hanging="480"/>
+        <w:ind w:left="2880" w:hanging="480"/>
       </w:pPr>
     </w:lvl>
     <w:lvl w:ilvl="4">
@@ -4278,10 +4387,7 @@
       <w:lvlText w:val=" "/>
       <w:lvlJc w:val="left"/>
       <w:pPr>
-        <w:tabs>
-          <w:tab w:val="num" w:pos="2880"/>
-        </w:tabs>
-        <w:ind w:left="3360" w:hanging="480"/>
+        <w:ind w:left="3600" w:hanging="480"/>
       </w:pPr>
     </w:lvl>
     <w:lvl w:ilvl="5">
@@ -4289,10 +4395,7 @@
       <w:lvlText w:val=" "/>
       <w:lvlJc w:val="left"/>
       <w:pPr>
-        <w:tabs>
-          <w:tab w:val="num" w:pos="3600"/>
-        </w:tabs>
-        <w:ind w:left="4080" w:hanging="480"/>
+        <w:ind w:left="4320" w:hanging="480"/>
       </w:pPr>
     </w:lvl>
     <w:lvl w:ilvl="6">
@@ -4300,10 +4403,7 @@
       <w:lvlText w:val=" "/>
       <w:lvlJc w:val="left"/>
       <w:pPr>
-        <w:tabs>
-          <w:tab w:val="num" w:pos="4320"/>
-        </w:tabs>
-        <w:ind w:left="4800" w:hanging="480"/>
+        <w:ind w:left="5040" w:hanging="480"/>
       </w:pPr>
     </w:lvl>
     <w:lvl w:ilvl="7">
@@ -4311,10 +4411,7 @@
       <w:lvlText w:val=" "/>
       <w:lvlJc w:val="left"/>
       <w:pPr>
-        <w:tabs>
-          <w:tab w:val="num" w:pos="5040"/>
-        </w:tabs>
-        <w:ind w:left="5520" w:hanging="480"/>
+        <w:ind w:left="5760" w:hanging="480"/>
       </w:pPr>
     </w:lvl>
     <w:lvl w:ilvl="8">
@@ -4322,25 +4419,19 @@
       <w:lvlText w:val=" "/>
       <w:lvlJc w:val="left"/>
       <w:pPr>
-        <w:tabs>
-          <w:tab w:val="num" w:pos="5760"/>
-        </w:tabs>
-        <w:ind w:left="6240" w:hanging="480"/>
+        <w:ind w:left="6480" w:hanging="480"/>
       </w:pPr>
     </w:lvl>
   </w:abstractNum>
   <w:abstractNum w:abstractNumId="991">
-    <w:nsid w:val="ea454b4c"/>
+    <w:nsid w:val="A991"/>
     <w:multiLevelType w:val="multilevel"/>
     <w:lvl w:ilvl="0">
       <w:numFmt w:val="bullet"/>
       <w:lvlText w:val="•"/>
       <w:lvlJc w:val="left"/>
       <w:pPr>
-        <w:tabs>
-          <w:tab w:val="num" w:pos="0"/>
-        </w:tabs>
-        <w:ind w:left="480" w:hanging="480"/>
+        <w:ind w:left="720" w:hanging="480"/>
       </w:pPr>
     </w:lvl>
     <w:lvl w:ilvl="1">
@@ -4348,10 +4439,7 @@
       <w:lvlText w:val="–"/>
       <w:lvlJc w:val="left"/>
       <w:pPr>
-        <w:tabs>
-          <w:tab w:val="num" w:pos="720"/>
-        </w:tabs>
-        <w:ind w:left="1200" w:hanging="480"/>
+        <w:ind w:left="1440" w:hanging="480"/>
       </w:pPr>
     </w:lvl>
     <w:lvl w:ilvl="2">
@@ -4359,10 +4447,7 @@
       <w:lvlText w:val="•"/>
       <w:lvlJc w:val="left"/>
       <w:pPr>
-        <w:tabs>
-          <w:tab w:val="num" w:pos="1440"/>
-        </w:tabs>
-        <w:ind w:left="1920" w:hanging="480"/>
+        <w:ind w:left="2160" w:hanging="480"/>
       </w:pPr>
     </w:lvl>
     <w:lvl w:ilvl="3">
@@ -4370,10 +4455,7 @@
       <w:lvlText w:val="–"/>
       <w:lvlJc w:val="left"/>
       <w:pPr>
-        <w:tabs>
-          <w:tab w:val="num" w:pos="2160"/>
-        </w:tabs>
-        <w:ind w:left="2640" w:hanging="480"/>
+        <w:ind w:left="2880" w:hanging="480"/>
       </w:pPr>
     </w:lvl>
     <w:lvl w:ilvl="4">
@@ -4381,10 +4463,7 @@
       <w:lvlText w:val="•"/>
       <w:lvlJc w:val="left"/>
       <w:pPr>
-        <w:tabs>
-          <w:tab w:val="num" w:pos="2880"/>
-        </w:tabs>
-        <w:ind w:left="3360" w:hanging="480"/>
+        <w:ind w:left="3600" w:hanging="480"/>
       </w:pPr>
     </w:lvl>
     <w:lvl w:ilvl="5">
@@ -4392,10 +4471,7 @@
       <w:lvlText w:val="–"/>
       <w:lvlJc w:val="left"/>
       <w:pPr>
-        <w:tabs>
-          <w:tab w:val="num" w:pos="3600"/>
-        </w:tabs>
-        <w:ind w:left="4080" w:hanging="480"/>
+        <w:ind w:left="4320" w:hanging="480"/>
       </w:pPr>
     </w:lvl>
     <w:lvl w:ilvl="6">
@@ -4403,10 +4479,7 @@
       <w:lvlText w:val="•"/>
       <w:lvlJc w:val="left"/>
       <w:pPr>
-        <w:tabs>
-          <w:tab w:val="num" w:pos="4320"/>
-        </w:tabs>
-        <w:ind w:left="4800" w:hanging="480"/>
+        <w:ind w:left="5040" w:hanging="480"/>
       </w:pPr>
     </w:lvl>
     <w:lvl w:ilvl="7">
@@ -4414,10 +4487,7 @@
       <w:lvlText w:val="–"/>
       <w:lvlJc w:val="left"/>
       <w:pPr>
-        <w:tabs>
-          <w:tab w:val="num" w:pos="5040"/>
-        </w:tabs>
-        <w:ind w:left="5520" w:hanging="480"/>
+        <w:ind w:left="5760" w:hanging="480"/>
       </w:pPr>
     </w:lvl>
     <w:lvl w:ilvl="8">
@@ -4425,15 +4495,12 @@
       <w:lvlText w:val="•"/>
       <w:lvlJc w:val="left"/>
       <w:pPr>
-        <w:tabs>
-          <w:tab w:val="num" w:pos="5760"/>
-        </w:tabs>
-        <w:ind w:left="6240" w:hanging="480"/>
+        <w:ind w:left="6480" w:hanging="480"/>
       </w:pPr>
     </w:lvl>
   </w:abstractNum>
   <w:abstractNum w:abstractNumId="99411">
-    <w:nsid w:val="71315dca"/>
+    <w:nsid w:val="A99411"/>
     <w:multiLevelType w:val="multilevel"/>
     <w:lvl w:ilvl="0">
       <w:start w:val="1"/>
@@ -4441,10 +4508,7 @@
       <w:lvlText w:val="%1."/>
       <w:lvlJc w:val="left"/>
       <w:pPr>
-        <w:tabs>
-          <w:tab w:val="num" w:pos="0"/>
-        </w:tabs>
-        <w:ind w:left="480" w:hanging="480"/>
+        <w:ind w:left="720" w:hanging="480"/>
       </w:pPr>
     </w:lvl>
     <w:lvl w:ilvl="1">
@@ -4453,10 +4517,7 @@
       <w:lvlText w:val="%2."/>
       <w:lvlJc w:val="left"/>
       <w:pPr>
-        <w:tabs>
-          <w:tab w:val="num" w:pos="720"/>
-        </w:tabs>
-        <w:ind w:left="1200" w:hanging="480"/>
+        <w:ind w:left="1440" w:hanging="480"/>
       </w:pPr>
     </w:lvl>
     <w:lvl w:ilvl="2">
@@ -4465,10 +4526,7 @@
       <w:lvlText w:val="%3."/>
       <w:lvlJc w:val="left"/>
       <w:pPr>
-        <w:tabs>
-          <w:tab w:val="num" w:pos="1440"/>
-        </w:tabs>
-        <w:ind w:left="1920" w:hanging="480"/>
+        <w:ind w:left="2160" w:hanging="480"/>
       </w:pPr>
     </w:lvl>
     <w:lvl w:ilvl="3">
@@ -4477,10 +4535,7 @@
       <w:lvlText w:val="%4."/>
       <w:lvlJc w:val="left"/>
       <w:pPr>
-        <w:tabs>
-          <w:tab w:val="num" w:pos="2160"/>
-        </w:tabs>
-        <w:ind w:left="2640" w:hanging="480"/>
+        <w:ind w:left="2880" w:hanging="480"/>
       </w:pPr>
     </w:lvl>
     <w:lvl w:ilvl="4">
@@ -4489,10 +4544,7 @@
       <w:lvlText w:val="%5."/>
       <w:lvlJc w:val="left"/>
       <w:pPr>
-        <w:tabs>
-          <w:tab w:val="num" w:pos="2880"/>
-        </w:tabs>
-        <w:ind w:left="3360" w:hanging="480"/>
+        <w:ind w:left="3600" w:hanging="480"/>
       </w:pPr>
     </w:lvl>
     <w:lvl w:ilvl="5">
@@ -4501,10 +4553,7 @@
       <w:lvlText w:val="%6."/>
       <w:lvlJc w:val="left"/>
       <w:pPr>
-        <w:tabs>
-          <w:tab w:val="num" w:pos="3600"/>
-        </w:tabs>
-        <w:ind w:left="4080" w:hanging="480"/>
+        <w:ind w:left="4320" w:hanging="480"/>
       </w:pPr>
     </w:lvl>
     <w:lvl w:ilvl="6">
@@ -4513,10 +4562,7 @@
       <w:lvlText w:val="%7."/>
       <w:lvlJc w:val="left"/>
       <w:pPr>
-        <w:tabs>
-          <w:tab w:val="num" w:pos="4320"/>
-        </w:tabs>
-        <w:ind w:left="4800" w:hanging="480"/>
+        <w:ind w:left="5040" w:hanging="480"/>
       </w:pPr>
     </w:lvl>
     <w:lvl w:ilvl="7">
@@ -4525,10 +4571,7 @@
       <w:lvlText w:val="%8."/>
       <w:lvlJc w:val="left"/>
       <w:pPr>
-        <w:tabs>
-          <w:tab w:val="num" w:pos="5040"/>
-        </w:tabs>
-        <w:ind w:left="5520" w:hanging="480"/>
+        <w:ind w:left="5760" w:hanging="480"/>
       </w:pPr>
     </w:lvl>
     <w:lvl w:ilvl="8">
@@ -4537,10 +4580,7 @@
       <w:lvlText w:val="%9."/>
       <w:lvlJc w:val="left"/>
       <w:pPr>
-        <w:tabs>
-          <w:tab w:val="num" w:pos="5760"/>
-        </w:tabs>
-        <w:ind w:left="6240" w:hanging="480"/>
+        <w:ind w:left="6480" w:hanging="480"/>
       </w:pPr>
     </w:lvl>
   </w:abstractNum>
@@ -4696,10 +4736,10 @@
   <w:docDefaults>
     <w:rPrDefault>
       <w:rPr>
-        <w:rFonts w:asciiTheme="minorHAnsi" w:eastAsiaTheme="minorHAnsi" w:hAnsiTheme="minorHAnsi" w:cstheme="minorBidi"/>
+        <w:rFonts w:asciiTheme="minorHAnsi" w:cstheme="minorBidi" w:eastAsiaTheme="minorHAnsi" w:hAnsiTheme="minorHAnsi"/>
         <w:sz w:val="24"/>
         <w:szCs w:val="24"/>
-        <w:lang w:val="en-US" w:eastAsia="en-US" w:bidi="ar-SA"/>
+        <w:lang w:bidi="ar-SA" w:eastAsia="en-US" w:val="en-US"/>
       </w:rPr>
     </w:rPrDefault>
     <w:pPrDefault>
@@ -4708,35 +4748,35 @@
       </w:pPr>
     </w:pPrDefault>
   </w:docDefaults>
-  <w:latentStyles w:defLockedState="0" w:defUIPriority="0" w:defSemiHidden="0" w:defUnhideWhenUsed="0" w:defQFormat="0" w:count="276"/>
-  <w:style w:type="paragraph" w:default="1" w:styleId="Normal">
+  <w:latentStyles w:count="276" w:defLockedState="0" w:defQFormat="0" w:defSemiHidden="0" w:defUIPriority="0" w:defUnhideWhenUsed="0"/>
+  <w:style w:default="1" w:styleId="Normal" w:type="paragraph">
     <w:name w:val="Normal"/>
     <w:qFormat/>
   </w:style>
-  <w:style w:type="paragraph" w:styleId="BodyText">
+  <w:style w:styleId="BodyText" w:type="paragraph">
     <w:name w:val="Body Text"/>
     <w:basedOn w:val="Normal"/>
     <w:link w:val="BodyTextChar"/>
     <w:pPr>
-      <w:spacing w:before="180" w:after="180"/>
+      <w:spacing w:after="180" w:before="180"/>
     </w:pPr>
     <w:qFormat/>
   </w:style>
-  <w:style w:type="paragraph" w:customStyle="1" w:styleId="FirstParagraph">
+  <w:style w:customStyle="1" w:styleId="FirstParagraph" w:type="paragraph">
     <w:name w:val="First Paragraph"/>
     <w:basedOn w:val="BodyText"/>
     <w:next w:val="BodyText"/>
     <w:qFormat/>
   </w:style>
-  <w:style w:type="paragraph" w:customStyle="1" w:styleId="Compact">
+  <w:style w:customStyle="1" w:styleId="Compact" w:type="paragraph">
     <w:name w:val="Compact"/>
     <w:basedOn w:val="BodyText"/>
     <w:qFormat/>
     <w:pPr>
-      <w:spacing w:before="36" w:after="36"/>
+      <w:spacing w:after="36" w:before="36"/>
     </w:pPr>
   </w:style>
-  <w:style w:type="paragraph" w:styleId="Title">
+  <w:style w:styleId="Title" w:type="paragraph">
     <w:name w:val="Title"/>
     <w:basedOn w:val="Normal"/>
     <w:next w:val="BodyText"/>
@@ -4744,19 +4784,19 @@
     <w:pPr>
       <w:keepNext/>
       <w:keepLines/>
-      <w:spacing w:before="480" w:after="240"/>
+      <w:spacing w:after="240" w:before="480"/>
       <w:jc w:val="center"/>
     </w:pPr>
     <w:rPr>
-      <w:rFonts w:asciiTheme="majorHAnsi" w:eastAsiaTheme="majorEastAsia" w:hAnsiTheme="majorHAnsi" w:cstheme="majorBidi"/>
+      <w:rFonts w:asciiTheme="majorHAnsi" w:cstheme="majorBidi" w:eastAsiaTheme="majorEastAsia" w:hAnsiTheme="majorHAnsi"/>
       <w:b/>
       <w:bCs/>
-      <w:color w:val="345A8A" w:themeColor="accent1" w:themeShade="B5"/>
+      <w:color w:themeColor="accent1" w:themeShade="B5" w:val="345A8A"/>
       <w:sz w:val="36"/>
       <w:szCs w:val="36"/>
     </w:rPr>
   </w:style>
-  <w:style w:type="paragraph" w:styleId="Subtitle">
+  <w:style w:styleId="Subtitle" w:type="paragraph">
     <w:name w:val="Subtitle"/>
     <w:basedOn w:val="Title"/>
     <w:next w:val="BodyText"/>
@@ -4764,7 +4804,7 @@
     <w:pPr>
       <w:keepNext/>
       <w:keepLines/>
-      <w:spacing w:before="240" w:after="240"/>
+      <w:spacing w:after="240" w:before="240"/>
       <w:jc w:val="center"/>
     </w:pPr>
     <w:rPr>
@@ -4772,7 +4812,7 @@
       <w:szCs w:val="30"/>
     </w:rPr>
   </w:style>
-  <w:style w:type="paragraph" w:customStyle="1" w:styleId="Author">
+  <w:style w:customStyle="1" w:styleId="Author" w:type="paragraph">
     <w:name w:val="Author"/>
     <w:next w:val="BodyText"/>
     <w:qFormat/>
@@ -4782,7 +4822,7 @@
       <w:jc w:val="center"/>
     </w:pPr>
   </w:style>
-  <w:style w:type="paragraph" w:styleId="Date">
+  <w:style w:styleId="Date" w:type="paragraph">
     <w:name w:val="Date"/>
     <w:next w:val="BodyText"/>
     <w:qFormat/>
@@ -4792,7 +4832,26 @@
       <w:jc w:val="center"/>
     </w:pPr>
   </w:style>
-  <w:style w:type="paragraph" w:customStyle="1" w:styleId="Abstract">
+  <w:style w:customStyle="1" w:styleId="AbstractTitle" w:type="paragraph">
+    <w:name w:val="Abstract Title"/>
+    <w:basedOn w:val="Normal"/>
+    <w:next w:val="Abstract"/>
+    <w:qFormat/>
+    <w:pPr>
+      <w:keepNext/>
+      <w:keepLines/>
+      <w:jc w:val="center"/>
+      <w:spacing w:after="0" w:before="300"/>
+    </w:pPr>
+    <w:rPr>
+      <w:sz w:val="20"/>
+      <w:szCs w:val="20"/>
+      <w:b/>
+      <w:color w:val="345A8A"/>
+      &gt;
+    </w:rPr>
+  </w:style>
+  <w:style w:customStyle="1" w:styleId="Abstract" w:type="paragraph">
     <w:name w:val="Abstract"/>
     <w:basedOn w:val="Normal"/>
     <w:next w:val="BodyText"/>
@@ -4800,14 +4859,14 @@
     <w:pPr>
       <w:keepNext/>
       <w:keepLines/>
-      <w:spacing w:before="300" w:after="300"/>
+      <w:spacing w:after="300" w:before="100"/>
     </w:pPr>
     <w:rPr>
       <w:sz w:val="20"/>
       <w:szCs w:val="20"/>
     </w:rPr>
   </w:style>
-  <w:style w:type="paragraph" w:styleId="Bibliography">
+  <w:style w:styleId="Bibliography" w:type="paragraph">
     <w:name w:val="Bibliography"/>
     <w:basedOn w:val="Normal"/>
     <w:next w:val="Bibliography"/>
@@ -4815,7 +4874,7 @@
     <w:pPr/>
     <w:rPr/>
   </w:style>
-  <w:style w:type="paragraph" w:styleId="Heading1">
+  <w:style w:styleId="Heading1" w:type="paragraph">
     <w:name w:val="Heading 1"/>
     <w:basedOn w:val="Normal"/>
     <w:next w:val="BodyText"/>
@@ -4824,19 +4883,19 @@
     <w:pPr>
       <w:keepNext/>
       <w:keepLines/>
-      <w:spacing w:before="480" w:after="0"/>
+      <w:spacing w:after="0" w:before="480"/>
       <w:outlineLvl w:val="0"/>
     </w:pPr>
     <w:rPr>
-      <w:rFonts w:asciiTheme="majorHAnsi" w:eastAsiaTheme="majorEastAsia" w:hAnsiTheme="majorHAnsi" w:cstheme="majorBidi"/>
+      <w:rFonts w:asciiTheme="majorHAnsi" w:cstheme="majorBidi" w:eastAsiaTheme="majorEastAsia" w:hAnsiTheme="majorHAnsi"/>
       <w:b/>
       <w:bCs/>
-      <w:color w:val="4F81BD" w:themeColor="accent1"/>
+      <w:color w:themeColor="accent1" w:val="4F81BD"/>
       <w:sz w:val="32"/>
       <w:szCs w:val="32"/>
     </w:rPr>
   </w:style>
-  <w:style w:type="paragraph" w:styleId="Heading2">
+  <w:style w:styleId="Heading2" w:type="paragraph">
     <w:name w:val="Heading 2"/>
     <w:basedOn w:val="Normal"/>
     <w:next w:val="BodyText"/>
@@ -4846,19 +4905,19 @@
     <w:pPr>
       <w:keepNext/>
       <w:keepLines/>
-      <w:spacing w:before="200" w:after="0"/>
+      <w:spacing w:after="0" w:before="200"/>
       <w:outlineLvl w:val="1"/>
     </w:pPr>
     <w:rPr>
-      <w:rFonts w:asciiTheme="majorHAnsi" w:eastAsiaTheme="majorEastAsia" w:hAnsiTheme="majorHAnsi" w:cstheme="majorBidi"/>
+      <w:rFonts w:asciiTheme="majorHAnsi" w:cstheme="majorBidi" w:eastAsiaTheme="majorEastAsia" w:hAnsiTheme="majorHAnsi"/>
       <w:b/>
       <w:bCs/>
-      <w:color w:val="4F81BD" w:themeColor="accent1"/>
+      <w:color w:themeColor="accent1" w:val="4F81BD"/>
       <w:sz w:val="28"/>
       <w:szCs w:val="28"/>
     </w:rPr>
   </w:style>
-  <w:style w:type="paragraph" w:styleId="Heading3">
+  <w:style w:styleId="Heading3" w:type="paragraph">
     <w:name w:val="Heading 3"/>
     <w:basedOn w:val="Normal"/>
     <w:next w:val="BodyText"/>
@@ -4868,19 +4927,19 @@
     <w:pPr>
       <w:keepNext/>
       <w:keepLines/>
-      <w:spacing w:before="200" w:after="0"/>
+      <w:spacing w:after="0" w:before="200"/>
       <w:outlineLvl w:val="2"/>
     </w:pPr>
     <w:rPr>
-      <w:rFonts w:asciiTheme="majorHAnsi" w:eastAsiaTheme="majorEastAsia" w:hAnsiTheme="majorHAnsi" w:cstheme="majorBidi"/>
+      <w:rFonts w:asciiTheme="majorHAnsi" w:cstheme="majorBidi" w:eastAsiaTheme="majorEastAsia" w:hAnsiTheme="majorHAnsi"/>
       <w:b/>
       <w:bCs/>
-      <w:color w:val="4F81BD" w:themeColor="accent1"/>
+      <w:color w:themeColor="accent1" w:val="4F81BD"/>
       <w:sz w:val="24"/>
       <w:szCs w:val="24"/>
     </w:rPr>
   </w:style>
-  <w:style w:type="paragraph" w:styleId="Heading4">
+  <w:style w:styleId="Heading4" w:type="paragraph">
     <w:name w:val="Heading 4"/>
     <w:basedOn w:val="Normal"/>
     <w:next w:val="BodyText"/>
@@ -4890,19 +4949,19 @@
     <w:pPr>
       <w:keepNext/>
       <w:keepLines/>
-      <w:spacing w:before="200" w:after="0"/>
+      <w:spacing w:after="0" w:before="200"/>
       <w:outlineLvl w:val="3"/>
     </w:pPr>
     <w:rPr>
-      <w:rFonts w:asciiTheme="majorHAnsi" w:eastAsiaTheme="majorEastAsia" w:hAnsiTheme="majorHAnsi" w:cstheme="majorBidi"/>
+      <w:rFonts w:asciiTheme="majorHAnsi" w:cstheme="majorBidi" w:eastAsiaTheme="majorEastAsia" w:hAnsiTheme="majorHAnsi"/>
       <w:i/>
       <w:bCs/>
-      <w:color w:val="4F81BD" w:themeColor="accent1"/>
+      <w:color w:themeColor="accent1" w:val="4F81BD"/>
       <w:sz w:val="24"/>
       <w:szCs w:val="24"/>
     </w:rPr>
   </w:style>
-  <w:style w:type="paragraph" w:styleId="Heading5">
+  <w:style w:styleId="Heading5" w:type="paragraph">
     <w:name w:val="Heading 5"/>
     <w:basedOn w:val="Normal"/>
     <w:next w:val="BodyText"/>
@@ -4912,18 +4971,18 @@
     <w:pPr>
       <w:keepNext/>
       <w:keepLines/>
-      <w:spacing w:before="200" w:after="0"/>
+      <w:spacing w:after="0" w:before="200"/>
       <w:outlineLvl w:val="4"/>
     </w:pPr>
     <w:rPr>
-      <w:rFonts w:asciiTheme="majorHAnsi" w:eastAsiaTheme="majorEastAsia" w:hAnsiTheme="majorHAnsi" w:cstheme="majorBidi"/>
+      <w:rFonts w:asciiTheme="majorHAnsi" w:cstheme="majorBidi" w:eastAsiaTheme="majorEastAsia" w:hAnsiTheme="majorHAnsi"/>
       <w:iCs/>
-      <w:color w:val="4F81BD" w:themeColor="accent1"/>
+      <w:color w:themeColor="accent1" w:val="4F81BD"/>
       <w:sz w:val="24"/>
       <w:szCs w:val="24"/>
     </w:rPr>
   </w:style>
-  <w:style w:type="paragraph" w:styleId="Heading6">
+  <w:style w:styleId="Heading6" w:type="paragraph">
     <w:name w:val="Heading 6"/>
     <w:basedOn w:val="Normal"/>
     <w:next w:val="BodyText"/>
@@ -4933,17 +4992,17 @@
     <w:pPr>
       <w:keepNext/>
       <w:keepLines/>
-      <w:spacing w:before="200" w:after="0"/>
+      <w:spacing w:after="0" w:before="200"/>
       <w:outlineLvl w:val="5"/>
     </w:pPr>
     <w:rPr>
-      <w:rFonts w:asciiTheme="majorHAnsi" w:eastAsiaTheme="majorEastAsia" w:hAnsiTheme="majorHAnsi" w:cstheme="majorBidi"/>
-      <w:color w:val="4F81BD" w:themeColor="accent1"/>
+      <w:rFonts w:asciiTheme="majorHAnsi" w:cstheme="majorBidi" w:eastAsiaTheme="majorEastAsia" w:hAnsiTheme="majorHAnsi"/>
+      <w:color w:themeColor="accent1" w:val="4F81BD"/>
       <w:sz w:val="24"/>
       <w:szCs w:val="24"/>
     </w:rPr>
   </w:style>
-  <w:style w:type="paragraph" w:styleId="Heading7">
+  <w:style w:styleId="Heading7" w:type="paragraph">
     <w:name w:val="Heading 7"/>
     <w:basedOn w:val="Normal"/>
     <w:next w:val="BodyText"/>
@@ -4953,17 +5012,17 @@
     <w:pPr>
       <w:keepNext/>
       <w:keepLines/>
-      <w:spacing w:before="200" w:after="0"/>
+      <w:spacing w:after="0" w:before="200"/>
       <w:outlineLvl w:val="6"/>
     </w:pPr>
     <w:rPr>
-      <w:rFonts w:asciiTheme="majorHAnsi" w:eastAsiaTheme="majorEastAsia" w:hAnsiTheme="majorHAnsi" w:cstheme="majorBidi"/>
-      <w:color w:val="4F81BD" w:themeColor="accent1"/>
+      <w:rFonts w:asciiTheme="majorHAnsi" w:cstheme="majorBidi" w:eastAsiaTheme="majorEastAsia" w:hAnsiTheme="majorHAnsi"/>
+      <w:color w:themeColor="accent1" w:val="4F81BD"/>
       <w:sz w:val="24"/>
       <w:szCs w:val="24"/>
     </w:rPr>
   </w:style>
-  <w:style w:type="paragraph" w:styleId="Heading8">
+  <w:style w:styleId="Heading8" w:type="paragraph">
     <w:name w:val="Heading 8"/>
     <w:basedOn w:val="Normal"/>
     <w:next w:val="BodyText"/>
@@ -4973,17 +5032,17 @@
     <w:pPr>
       <w:keepNext/>
       <w:keepLines/>
-      <w:spacing w:before="200" w:after="0"/>
+      <w:spacing w:after="0" w:before="200"/>
       <w:outlineLvl w:val="7"/>
     </w:pPr>
     <w:rPr>
-      <w:rFonts w:asciiTheme="majorHAnsi" w:eastAsiaTheme="majorEastAsia" w:hAnsiTheme="majorHAnsi" w:cstheme="majorBidi"/>
-      <w:color w:val="4F81BD" w:themeColor="accent1"/>
+      <w:rFonts w:asciiTheme="majorHAnsi" w:cstheme="majorBidi" w:eastAsiaTheme="majorEastAsia" w:hAnsiTheme="majorHAnsi"/>
+      <w:color w:themeColor="accent1" w:val="4F81BD"/>
       <w:sz w:val="24"/>
       <w:szCs w:val="24"/>
     </w:rPr>
   </w:style>
-  <w:style w:type="paragraph" w:styleId="Heading9">
+  <w:style w:styleId="Heading9" w:type="paragraph">
     <w:name w:val="Heading 9"/>
     <w:basedOn w:val="Normal"/>
     <w:next w:val="BodyText"/>
@@ -4993,17 +5052,17 @@
     <w:pPr>
       <w:keepNext/>
       <w:keepLines/>
-      <w:spacing w:before="200" w:after="0"/>
+      <w:spacing w:after="0" w:before="200"/>
       <w:outlineLvl w:val="8"/>
     </w:pPr>
     <w:rPr>
-      <w:rFonts w:asciiTheme="majorHAnsi" w:eastAsiaTheme="majorEastAsia" w:hAnsiTheme="majorHAnsi" w:cstheme="majorBidi"/>
-      <w:color w:val="4F81BD" w:themeColor="accent1"/>
+      <w:rFonts w:asciiTheme="majorHAnsi" w:cstheme="majorBidi" w:eastAsiaTheme="majorEastAsia" w:hAnsiTheme="majorHAnsi"/>
+      <w:color w:themeColor="accent1" w:val="4F81BD"/>
       <w:sz w:val="24"/>
       <w:szCs w:val="24"/>
     </w:rPr>
   </w:style>
-  <w:style w:type="paragraph" w:styleId="BlockText">
+  <w:style w:styleId="BlockText" w:type="paragraph">
     <w:name w:val="Block Text"/>
     <w:basedOn w:val="BodyText"/>
     <w:next w:val="BodyText"/>
@@ -5011,11 +5070,11 @@
     <w:unhideWhenUsed/>
     <w:qFormat/>
     <w:pPr>
-      <w:spacing w:before="100" w:after="100"/>
+      <w:spacing w:after="100" w:before="100"/>
       <w:ind w:firstLine="0" w:left="480" w:right="480"/>
     </w:pPr>
   </w:style>
-  <w:style w:type="paragraph" w:styleId="FootnoteText">
+  <w:style w:styleId="FootnoteText" w:type="paragraph">
     <w:name w:val="Footnote Text"/>
     <w:basedOn w:val="Normal"/>
     <w:next w:val="FootnoteText"/>
@@ -5023,28 +5082,43 @@
     <w:unhideWhenUsed/>
     <w:qFormat/>
   </w:style>
-  <w:style w:type="character" w:default="1" w:styleId="DefaultParagraphFont">
+  <w:style w:default="1" w:styleId="DefaultParagraphFont" w:type="character">
     <w:name w:val="Default Paragraph Font"/>
     <w:semiHidden/>
     <w:unhideWhenUsed/>
   </w:style>
-  <w:style w:type="table" w:default="1" w:styleId="Table">
+  <w:style w:default="1" w:styleId="Table" w:type="table">
     <w:name w:val="Table"/>
     <w:basedOn w:val="TableNormal"/>
     <w:semiHidden/>
     <w:unhideWhenUsed/>
     <w:qFormat/>
     <w:tblPr>
-      <w:tblInd w:w="0" w:type="dxa"/>
+      <w:tblInd w:type="dxa" w:w="0"/>
       <w:tblCellMar>
-        <w:top w:w="0" w:type="dxa"/>
-        <w:left w:w="108" w:type="dxa"/>
-        <w:bottom w:w="0" w:type="dxa"/>
-        <w:right w:w="108" w:type="dxa"/>
+        <w:top w:type="dxa" w:w="0"/>
+        <w:left w:type="dxa" w:w="108"/>
+        <w:bottom w:type="dxa" w:w="0"/>
+        <w:right w:type="dxa" w:w="108"/>
       </w:tblCellMar>
     </w:tblPr>
-  </w:style>
-  <w:style w:type="paragraph" w:customStyle="1" w:styleId="DefinitionTerm">
+    <w:tblStylePr w:type="firstRow">
+      <w:tblPr>
+        <w:jc w:val="left"/>
+        <w:tblInd w:type="dxa" w:w="0"/>
+      </w:tblPr>
+      <w:trPr>
+        <w:jc w:val="left"/>
+      </w:trPr>
+      <w:tcPr>
+        <w:vAlign w:val="bottom"/>
+        <w:tcBorders>
+          <w:bottom w:val="single"/>
+        </w:tcBorders>
+      </w:tcPr>
+    </w:tblStylePr>
+  </w:style>
+  <w:style w:customStyle="1" w:styleId="DefinitionTerm" w:type="paragraph">
     <w:name w:val="Definition Term"/>
     <w:basedOn w:val="Normal"/>
     <w:next w:val="Definition"/>
@@ -5057,49 +5131,49 @@
       <w:b/>
     </w:rPr>
   </w:style>
-  <w:style w:type="paragraph" w:customStyle="1" w:styleId="Definition">
+  <w:style w:customStyle="1" w:styleId="Definition" w:type="paragraph">
     <w:name w:val="Definition"/>
     <w:basedOn w:val="Normal"/>
   </w:style>
-  <w:style w:type="paragraph" w:styleId="Caption">
+  <w:style w:styleId="Caption" w:type="paragraph">
     <w:name w:val="Caption"/>
     <w:basedOn w:val="Normal"/>
     <w:link w:val="BodyTextChar"/>
     <w:pPr>
-      <w:spacing w:before="0" w:after="120"/>
+      <w:spacing w:after="120" w:before="0"/>
     </w:pPr>
     <w:rPr>
       <w:i/>
     </w:rPr>
   </w:style>
-  <w:style w:type="paragraph" w:customStyle="1" w:styleId="TableCaption">
+  <w:style w:customStyle="1" w:styleId="TableCaption" w:type="paragraph">
     <w:name w:val="Table Caption"/>
     <w:basedOn w:val="Caption"/>
     <w:pPr>
       <w:keepNext/>
     </w:pPr>
   </w:style>
-  <w:style w:type="paragraph" w:customStyle="1" w:styleId="ImageCaption">
+  <w:style w:customStyle="1" w:styleId="ImageCaption" w:type="paragraph">
     <w:name w:val="Image Caption"/>
     <w:basedOn w:val="Caption"/>
   </w:style>
-  <w:style w:type="paragraph" w:customStyle="1" w:styleId="Figure">
+  <w:style w:customStyle="1" w:styleId="Figure" w:type="paragraph">
     <w:name w:val="Figure"/>
     <w:basedOn w:val="Normal"/>
   </w:style>
-  <w:style w:type="paragraph" w:customStyle="1" w:styleId="CaptionedFigure">
+  <w:style w:customStyle="1" w:styleId="CaptionedFigure" w:type="paragraph">
     <w:name w:val="Captioned Figure"/>
     <w:basedOn w:val="Figure"/>
     <w:pPr>
       <w:keepNext/>
     </w:pPr>
   </w:style>
-  <w:style w:type="character" w:customStyle="1" w:styleId="BodyTextChar">
+  <w:style w:customStyle="1" w:styleId="BodyTextChar" w:type="character">
     <w:name w:val="Body Text Char"/>
     <w:basedOn w:val="DefaultParagraphFont"/>
     <w:link w:val="BodyText"/>
   </w:style>
-  <w:style w:type="character" w:customStyle="1" w:styleId="VerbatimChar">
+  <w:style w:customStyle="1" w:styleId="VerbatimChar" w:type="character">
     <w:name w:val="Verbatim Char"/>
     <w:basedOn w:val="BodyTextChar"/>
     <w:rPr>
@@ -5107,21 +5181,25 @@
       <w:sz w:val="22"/>
     </w:rPr>
   </w:style>
-  <w:style w:type="character" w:styleId="FootnoteReference">
+  <w:style w:customStyle="1" w:styleId="SectionNumber" w:type="character">
+    <w:name w:val="Section Number"/>
+    <w:basedOn w:val="BodyTextChar"/>
+  </w:style>
+  <w:style w:styleId="FootnoteReference" w:type="character">
     <w:name w:val="Footnote Reference"/>
     <w:basedOn w:val="BodyTextChar"/>
     <w:rPr>
       <w:vertAlign w:val="superscript"/>
     </w:rPr>
   </w:style>
-  <w:style w:type="character" w:styleId="Hyperlink">
+  <w:style w:styleId="Hyperlink" w:type="character">
     <w:name w:val="Hyperlink"/>
     <w:basedOn w:val="BodyTextChar"/>
     <w:rPr>
-      <w:color w:val="4F81BD" w:themeColor="accent1"/>
+      <w:color w:themeColor="accent1" w:val="4F81BD"/>
     </w:rPr>
   </w:style>
-  <w:style w:type="paragraph" w:styleId="TOCHeading">
+  <w:style w:styleId="TOCHeading" w:type="paragraph">
     <w:name w:val="TOC Heading"/>
     <w:basedOn w:val="Heading1"/>
     <w:next w:val="BodyText"/>
@@ -5133,10 +5211,10 @@
       <w:outlineLvl w:val="9"/>
     </w:pPr>
     <w:rPr>
-      <w:rFonts w:asciiTheme="majorHAnsi" w:eastAsiaTheme="majorEastAsia" w:hAnsiTheme="majorHAnsi" w:cstheme="majorBidi"/>
+      <w:rFonts w:asciiTheme="majorHAnsi" w:cstheme="majorBidi" w:eastAsiaTheme="majorEastAsia" w:hAnsiTheme="majorHAnsi"/>
       <w:b w:val="0"/>
       <w:bCs w:val="0"/>
-      <w:color w:val="365F91" w:themeColor="accent1" w:themeShade="BF"/>
+      <w:color w:themeColor="accent1" w:themeShade="BF" w:val="365F91"/>
     </w:rPr>
   </w:style>
   <w:style w:type="paragraph" w:customStyle="1" w:styleId="SourceCode">
@@ -5228,7 +5306,10 @@
   <w:style w:type="character" w:customStyle="1" w:styleId="ImportTok">
     <w:name w:val="ImportTok"/>
     <w:basedOn w:val="VerbatimChar"/>
-    <w:rPr/>
+    <w:rPr>
+      <w:color w:val="008000"/>
+      <w:b/>
+    </w:rPr>
   </w:style>
   <w:style w:type="character" w:customStyle="1" w:styleId="CommentTok">
     <w:name w:val="CommentTok"/>
@@ -5303,7 +5384,9 @@
   <w:style w:type="character" w:customStyle="1" w:styleId="BuiltInTok">
     <w:name w:val="BuiltInTok"/>
     <w:basedOn w:val="VerbatimChar"/>
-    <w:rPr/>
+    <w:rPr>
+      <w:color w:val="008000"/>
+    </w:rPr>
   </w:style>
   <w:style w:type="character" w:customStyle="1" w:styleId="ExtensionTok">
     <w:name w:val="ExtensionTok"/>
